--- a/internal_doc/03.开发设计/Story-Json支持$numberLong.docx
+++ b/internal_doc/03.开发设计/Story-Json支持$numberLong.docx
@@ -536,7 +536,7 @@
         <w:ind w:left="420" w:firstLineChars="0" w:firstLine="0"/>
       </w:pPr>
       <w:r>
-        <w:object w:dxaOrig="12159" w:dyaOrig="9069">
+        <w:object w:dxaOrig="12159" w:dyaOrig="9494">
           <v:shapetype id="_x0000_t75" coordsize="21600,21600" o:spt="75" o:preferrelative="t" path="m@4@5l@4@11@9@11@9@5xe" filled="f" stroked="f">
             <v:stroke joinstyle="miter"/>
             <v:formulas>
@@ -556,10 +556,10 @@
             <v:path o:extrusionok="f" gradientshapeok="t" o:connecttype="rect"/>
             <o:lock v:ext="edit" aspectratio="t"/>
           </v:shapetype>
-          <v:shape id="_x0000_i1025" type="#_x0000_t75" style="width:415.1pt;height:309.9pt" o:ole="">
-            <v:imagedata r:id="rId7" o:title=""/>
+          <v:shape id="_x0000_i1026" type="#_x0000_t75" style="width:415.15pt;height:324pt" o:ole="">
+            <v:imagedata r:id="rId8" o:title=""/>
           </v:shape>
-          <o:OLEObject Type="Embed" ProgID="Visio.Drawing.11" ShapeID="_x0000_i1025" DrawAspect="Content" ObjectID="_1519805805" r:id="rId8"/>
+          <o:OLEObject Type="Embed" ProgID="Visio.Drawing.11" ShapeID="_x0000_i1026" DrawAspect="Content" ObjectID="_1520335515" r:id="rId9"/>
         </w:object>
       </w:r>
     </w:p>
@@ -655,10 +655,10 @@
       </w:r>
       <w:r>
         <w:object w:dxaOrig="12060" w:dyaOrig="9268">
-          <v:shape id="_x0000_i1026" type="#_x0000_t75" style="width:415.1pt;height:318.7pt" o:ole="">
-            <v:imagedata r:id="rId9" o:title=""/>
+          <v:shape id="_x0000_i1025" type="#_x0000_t75" style="width:414.7pt;height:318.85pt" o:ole="">
+            <v:imagedata r:id="rId10" o:title=""/>
           </v:shape>
-          <o:OLEObject Type="Embed" ProgID="Visio.Drawing.11" ShapeID="_x0000_i1026" DrawAspect="Content" ObjectID="_1519805806" r:id="rId10"/>
+          <o:OLEObject Type="Embed" ProgID="Visio.Drawing.11" ShapeID="_x0000_i1025" DrawAspect="Content" ObjectID="_1520335516" r:id="rId11"/>
         </w:object>
       </w:r>
     </w:p>
@@ -798,7 +798,55 @@
         <w:rPr>
           <w:rFonts w:hint="eastAsia"/>
         </w:rPr>
-        <w:t>驱动都使用自身的转换函数，其他的驱动和所涉及的工具公用</w:t>
+        <w:t>驱动都使用自身的转换函数，</w:t>
+      </w:r>
+      <w:r>
+        <w:rPr>
+          <w:rFonts w:hint="eastAsia"/>
+        </w:rPr>
+        <w:t>在写入时</w:t>
+      </w:r>
+      <w:r>
+        <w:rPr>
+          <w:rFonts w:hint="eastAsia"/>
+        </w:rPr>
+        <w:t>Shell</w:t>
+      </w:r>
+      <w:r>
+        <w:rPr>
+          <w:rFonts w:hint="eastAsia"/>
+        </w:rPr>
+        <w:t>使用</w:t>
+      </w:r>
+      <w:r>
+        <w:rPr>
+          <w:rFonts w:hint="eastAsia"/>
+        </w:rPr>
+        <w:t>sptConvertor</w:t>
+      </w:r>
+      <w:r>
+        <w:rPr>
+          <w:rFonts w:hint="eastAsia"/>
+        </w:rPr>
+        <w:t>的</w:t>
+      </w:r>
+      <w:r>
+        <w:rPr>
+          <w:rFonts w:hint="eastAsia"/>
+        </w:rPr>
+        <w:t>toBson</w:t>
+      </w:r>
+      <w:r>
+        <w:rPr>
+          <w:rFonts w:hint="eastAsia"/>
+        </w:rPr>
+        <w:t>，</w:t>
+      </w:r>
+      <w:r>
+        <w:rPr>
+          <w:rFonts w:hint="eastAsia"/>
+        </w:rPr>
+        <w:t>其他的驱动和所涉及的工具公用</w:t>
       </w:r>
       <w:r>
         <w:rPr>
@@ -1205,6 +1253,18 @@
       </w:r>
     </w:p>
     <w:p>
+      <w:pPr>
+        <w:rPr>
+          <w:rFonts w:hint="eastAsia"/>
+          <w:i/>
+        </w:rPr>
+      </w:pPr>
+      <w:r>
+        <w:rPr>
+          <w:rFonts w:hint="eastAsia"/>
+        </w:rPr>
+        <w:t>--------</w:t>
+      </w:r>
       <w:r>
         <w:rPr>
           <w:rFonts w:hint="eastAsia"/>
@@ -1216,6 +1276,13 @@
           <w:rFonts w:hint="eastAsia"/>
           <w:i/>
         </w:rPr>
+        <w:t xml:space="preserve">{ a: </w:t>
+      </w:r>
+      <w:r>
+        <w:rPr>
+          <w:rFonts w:hint="eastAsia"/>
+          <w:i/>
+        </w:rPr>
         <w:t xml:space="preserve">{ </w:t>
       </w:r>
       <w:r>
@@ -1272,6 +1339,13 @@
           <w:i/>
         </w:rPr>
         <w:t xml:space="preserve"> }</w:t>
+      </w:r>
+      <w:r>
+        <w:rPr>
+          <w:rFonts w:hint="eastAsia"/>
+          <w:i/>
+        </w:rPr>
+        <w:t>}</w:t>
       </w:r>
     </w:p>
     <w:p>
@@ -1286,6 +1360,30 @@
       </w:r>
     </w:p>
     <w:p>
+      <w:pPr>
+        <w:rPr>
+          <w:rFonts w:hint="eastAsia"/>
+        </w:rPr>
+      </w:pPr>
+      <w:r>
+        <w:rPr>
+          <w:rFonts w:hint="eastAsia"/>
+        </w:rPr>
+        <w:t>json</w:t>
+      </w:r>
+      <w:r>
+        <w:rPr>
+          <w:rFonts w:hint="eastAsia"/>
+        </w:rPr>
+        <w:t>的兼容：</w:t>
+      </w:r>
+    </w:p>
+    <w:p>
+      <w:pPr>
+        <w:rPr>
+          <w:rFonts w:hint="eastAsia"/>
+        </w:rPr>
+      </w:pPr>
       <w:r>
         <w:rPr>
           <w:rFonts w:hint="eastAsia"/>
@@ -1347,6 +1445,1375 @@
         <w:t>格式。</w:t>
       </w:r>
     </w:p>
+    <w:p>
+      <w:pPr>
+        <w:rPr>
+          <w:rFonts w:hint="eastAsia"/>
+        </w:rPr>
+      </w:pPr>
+      <w:r>
+        <w:rPr>
+          <w:rFonts w:hint="eastAsia"/>
+        </w:rPr>
+        <w:t>shell</w:t>
+      </w:r>
+      <w:r>
+        <w:rPr>
+          <w:rFonts w:hint="eastAsia"/>
+        </w:rPr>
+        <w:t>脚本的兼容：</w:t>
+      </w:r>
+    </w:p>
+    <w:p>
+      <w:pPr>
+        <w:rPr>
+          <w:rFonts w:hint="eastAsia"/>
+        </w:rPr>
+      </w:pPr>
+      <w:r>
+        <w:rPr>
+          <w:rFonts w:hint="eastAsia"/>
+        </w:rPr>
+        <w:t>兼容之前版本</w:t>
+      </w:r>
+      <w:r>
+        <w:rPr>
+          <w:rFonts w:hint="eastAsia"/>
+        </w:rPr>
+        <w:t>基于调用</w:t>
+      </w:r>
+      <w:r>
+        <w:rPr>
+          <w:rFonts w:hint="eastAsia"/>
+        </w:rPr>
+        <w:t>sdb shell</w:t>
+      </w:r>
+      <w:r>
+        <w:rPr>
+          <w:rFonts w:hint="eastAsia"/>
+        </w:rPr>
+        <w:t>对</w:t>
+      </w:r>
+      <w:r>
+        <w:rPr>
+          <w:rFonts w:hint="eastAsia"/>
+        </w:rPr>
+        <w:t>Long</w:t>
+      </w:r>
+      <w:r>
+        <w:rPr>
+          <w:rFonts w:hint="eastAsia"/>
+        </w:rPr>
+        <w:t>数值返回结果进行比较或算术运算的</w:t>
+      </w:r>
+      <w:r>
+        <w:rPr>
+          <w:rFonts w:hint="eastAsia"/>
+        </w:rPr>
+        <w:t>脚本。</w:t>
+      </w:r>
+    </w:p>
+    <w:p>
+      <w:pPr>
+        <w:rPr>
+          <w:rFonts w:hint="eastAsia"/>
+          <w:i/>
+        </w:rPr>
+      </w:pPr>
+      <w:r>
+        <w:rPr>
+          <w:rFonts w:hint="eastAsia"/>
+        </w:rPr>
+        <w:t>如在</w:t>
+      </w:r>
+      <w:r>
+        <w:rPr>
+          <w:rFonts w:hint="eastAsia"/>
+        </w:rPr>
+        <w:t>sdb shell</w:t>
+      </w:r>
+      <w:r>
+        <w:rPr>
+          <w:rFonts w:hint="eastAsia"/>
+        </w:rPr>
+        <w:t>中定义</w:t>
+      </w:r>
+      <w:r>
+        <w:rPr>
+          <w:rFonts w:hint="eastAsia"/>
+          <w:i/>
+        </w:rPr>
+        <w:t>var val = { a: { "$numberLong" : "123" }}</w:t>
+      </w:r>
+    </w:p>
+    <w:p>
+      <w:pPr>
+        <w:rPr>
+          <w:rFonts w:hint="eastAsia"/>
+        </w:rPr>
+      </w:pPr>
+      <w:r>
+        <w:rPr>
+          <w:rFonts w:hint="eastAsia"/>
+        </w:rPr>
+        <w:t>根据之前的规则，在</w:t>
+      </w:r>
+      <w:r>
+        <w:rPr>
+          <w:rFonts w:hint="eastAsia"/>
+        </w:rPr>
+        <w:t>sdb shell</w:t>
+      </w:r>
+      <w:r>
+        <w:rPr>
+          <w:rFonts w:hint="eastAsia"/>
+        </w:rPr>
+        <w:t>使用</w:t>
+      </w:r>
+      <w:r>
+        <w:rPr>
+          <w:rFonts w:hint="eastAsia"/>
+          <w:i/>
+        </w:rPr>
+        <w:t>val.a+1</w:t>
+      </w:r>
+      <w:r>
+        <w:rPr>
+          <w:rFonts w:hint="eastAsia"/>
+        </w:rPr>
+        <w:t>的返回结果为</w:t>
+      </w:r>
+      <w:r>
+        <w:rPr>
+          <w:rFonts w:hint="eastAsia"/>
+          <w:i/>
+        </w:rPr>
+        <w:t>124</w:t>
+      </w:r>
+    </w:p>
+    <w:p>
+      <w:pPr>
+        <w:rPr>
+          <w:rFonts w:hint="eastAsia"/>
+        </w:rPr>
+      </w:pPr>
+    </w:p>
+    <w:tbl>
+      <w:tblPr>
+        <w:tblStyle w:val="TableGrid"/>
+        <w:tblW w:w="0" w:type="auto"/>
+        <w:tblInd w:w="357" w:type="dxa"/>
+        <w:tblLook w:val="04A0"/>
+      </w:tblPr>
+      <w:tblGrid>
+        <w:gridCol w:w="2721"/>
+        <w:gridCol w:w="2722"/>
+        <w:gridCol w:w="2722"/>
+      </w:tblGrid>
+      <w:tr>
+        <w:tc>
+          <w:tcPr>
+            <w:tcW w:w="2721" w:type="dxa"/>
+          </w:tcPr>
+          <w:p>
+            <w:pPr>
+              <w:ind w:left="0"/>
+            </w:pPr>
+            <w:r>
+              <w:rPr>
+                <w:rFonts w:hint="eastAsia"/>
+              </w:rPr>
+              <w:t>入口</w:t>
+            </w:r>
+          </w:p>
+        </w:tc>
+        <w:tc>
+          <w:tcPr>
+            <w:tcW w:w="2722" w:type="dxa"/>
+          </w:tcPr>
+          <w:p>
+            <w:pPr>
+              <w:ind w:left="0"/>
+            </w:pPr>
+            <w:r>
+              <w:rPr>
+                <w:rFonts w:hint="eastAsia"/>
+              </w:rPr>
+              <w:t>输入</w:t>
+            </w:r>
+          </w:p>
+        </w:tc>
+        <w:tc>
+          <w:tcPr>
+            <w:tcW w:w="2722" w:type="dxa"/>
+          </w:tcPr>
+          <w:p>
+            <w:pPr>
+              <w:ind w:left="0"/>
+            </w:pPr>
+            <w:r>
+              <w:rPr>
+                <w:rFonts w:hint="eastAsia"/>
+              </w:rPr>
+              <w:t>是否支持</w:t>
+            </w:r>
+          </w:p>
+        </w:tc>
+      </w:tr>
+      <w:tr>
+        <w:tc>
+          <w:tcPr>
+            <w:tcW w:w="2721" w:type="dxa"/>
+            <w:vMerge w:val="restart"/>
+          </w:tcPr>
+          <w:p>
+            <w:pPr>
+              <w:ind w:left="0"/>
+            </w:pPr>
+            <w:r>
+              <w:rPr>
+                <w:rFonts w:hint="eastAsia"/>
+              </w:rPr>
+              <w:t>驱动</w:t>
+            </w:r>
+            <w:r>
+              <w:rPr>
+                <w:rFonts w:hint="eastAsia"/>
+              </w:rPr>
+              <w:t>/</w:t>
+            </w:r>
+            <w:r>
+              <w:t xml:space="preserve"> S</w:t>
+            </w:r>
+            <w:r>
+              <w:rPr>
+                <w:rFonts w:hint="eastAsia"/>
+              </w:rPr>
+              <w:t>dbimprt/Rest</w:t>
+            </w:r>
+          </w:p>
+        </w:tc>
+        <w:tc>
+          <w:tcPr>
+            <w:tcW w:w="2722" w:type="dxa"/>
+          </w:tcPr>
+          <w:p>
+            <w:pPr>
+              <w:rPr>
+                <w:rFonts w:hint="eastAsia"/>
+              </w:rPr>
+            </w:pPr>
+            <w:r>
+              <w:rPr>
+                <w:rFonts w:hint="eastAsia"/>
+              </w:rPr>
+              <w:t>旧</w:t>
+            </w:r>
+            <w:r>
+              <w:rPr>
+                <w:rFonts w:hint="eastAsia"/>
+              </w:rPr>
+              <w:t>m</w:t>
+            </w:r>
+            <w:r>
+              <w:rPr>
+                <w:rFonts w:hint="eastAsia"/>
+              </w:rPr>
+              <w:t>ongo</w:t>
+            </w:r>
+            <w:r>
+              <w:rPr>
+                <w:rFonts w:hint="eastAsia"/>
+              </w:rPr>
+              <w:t xml:space="preserve"> </w:t>
+            </w:r>
+            <w:r>
+              <w:rPr>
+                <w:rFonts w:hint="eastAsia"/>
+              </w:rPr>
+              <w:t>json</w:t>
+            </w:r>
+          </w:p>
+        </w:tc>
+        <w:tc>
+          <w:tcPr>
+            <w:tcW w:w="2722" w:type="dxa"/>
+          </w:tcPr>
+          <w:p>
+            <w:pPr>
+              <w:ind w:left="0"/>
+            </w:pPr>
+            <w:r>
+              <w:rPr>
+                <w:rFonts w:hint="eastAsia"/>
+              </w:rPr>
+              <w:t>是</w:t>
+            </w:r>
+          </w:p>
+        </w:tc>
+      </w:tr>
+      <w:tr>
+        <w:tc>
+          <w:tcPr>
+            <w:tcW w:w="2721" w:type="dxa"/>
+            <w:vMerge/>
+          </w:tcPr>
+          <w:p>
+            <w:pPr>
+              <w:ind w:left="0"/>
+            </w:pPr>
+          </w:p>
+        </w:tc>
+        <w:tc>
+          <w:tcPr>
+            <w:tcW w:w="2722" w:type="dxa"/>
+          </w:tcPr>
+          <w:p>
+            <w:pPr>
+              <w:rPr>
+                <w:rFonts w:hint="eastAsia"/>
+              </w:rPr>
+            </w:pPr>
+            <w:r>
+              <w:rPr>
+                <w:rFonts w:hint="eastAsia"/>
+              </w:rPr>
+              <w:t>新</w:t>
+            </w:r>
+            <w:r>
+              <w:rPr>
+                <w:rFonts w:hint="eastAsia"/>
+              </w:rPr>
+              <w:t xml:space="preserve">mongo json </w:t>
+            </w:r>
+          </w:p>
+        </w:tc>
+        <w:tc>
+          <w:tcPr>
+            <w:tcW w:w="2722" w:type="dxa"/>
+          </w:tcPr>
+          <w:p>
+            <w:pPr>
+              <w:ind w:left="0"/>
+            </w:pPr>
+            <w:r>
+              <w:rPr>
+                <w:rFonts w:hint="eastAsia"/>
+              </w:rPr>
+              <w:t>是</w:t>
+            </w:r>
+          </w:p>
+        </w:tc>
+      </w:tr>
+      <w:tr>
+        <w:tc>
+          <w:tcPr>
+            <w:tcW w:w="2721" w:type="dxa"/>
+            <w:vMerge/>
+          </w:tcPr>
+          <w:p>
+            <w:pPr>
+              <w:ind w:left="0"/>
+            </w:pPr>
+          </w:p>
+        </w:tc>
+        <w:tc>
+          <w:tcPr>
+            <w:tcW w:w="2722" w:type="dxa"/>
+          </w:tcPr>
+          <w:p>
+            <w:pPr>
+              <w:rPr>
+                <w:rFonts w:hint="eastAsia"/>
+              </w:rPr>
+            </w:pPr>
+            <w:r>
+              <w:rPr>
+                <w:rFonts w:hint="eastAsia"/>
+              </w:rPr>
+              <w:t>旧</w:t>
+            </w:r>
+            <w:r>
+              <w:rPr>
+                <w:rFonts w:hint="eastAsia"/>
+              </w:rPr>
+              <w:t>mongo</w:t>
+            </w:r>
+            <w:r>
+              <w:rPr>
+                <w:rFonts w:hint="eastAsia"/>
+              </w:rPr>
+              <w:t xml:space="preserve"> shell</w:t>
+            </w:r>
+          </w:p>
+        </w:tc>
+        <w:tc>
+          <w:tcPr>
+            <w:tcW w:w="2722" w:type="dxa"/>
+          </w:tcPr>
+          <w:p>
+            <w:pPr>
+              <w:ind w:left="0"/>
+            </w:pPr>
+            <w:r>
+              <w:rPr>
+                <w:rFonts w:hint="eastAsia"/>
+              </w:rPr>
+              <w:t>是</w:t>
+            </w:r>
+          </w:p>
+        </w:tc>
+      </w:tr>
+      <w:tr>
+        <w:tc>
+          <w:tcPr>
+            <w:tcW w:w="2721" w:type="dxa"/>
+            <w:vMerge/>
+          </w:tcPr>
+          <w:p>
+            <w:pPr>
+              <w:ind w:left="0"/>
+            </w:pPr>
+          </w:p>
+        </w:tc>
+        <w:tc>
+          <w:tcPr>
+            <w:tcW w:w="2722" w:type="dxa"/>
+          </w:tcPr>
+          <w:p>
+            <w:pPr>
+              <w:rPr>
+                <w:rFonts w:hint="eastAsia"/>
+              </w:rPr>
+            </w:pPr>
+            <w:r>
+              <w:rPr>
+                <w:rFonts w:hint="eastAsia"/>
+              </w:rPr>
+              <w:t>新</w:t>
+            </w:r>
+            <w:r>
+              <w:rPr>
+                <w:rFonts w:hint="eastAsia"/>
+              </w:rPr>
+              <w:t>mongo</w:t>
+            </w:r>
+            <w:r>
+              <w:rPr>
+                <w:rFonts w:hint="eastAsia"/>
+              </w:rPr>
+              <w:t xml:space="preserve"> shell</w:t>
+            </w:r>
+          </w:p>
+        </w:tc>
+        <w:tc>
+          <w:tcPr>
+            <w:tcW w:w="2722" w:type="dxa"/>
+          </w:tcPr>
+          <w:p>
+            <w:pPr>
+              <w:ind w:left="0"/>
+            </w:pPr>
+            <w:r>
+              <w:rPr>
+                <w:rFonts w:hint="eastAsia"/>
+              </w:rPr>
+              <w:t>否</w:t>
+            </w:r>
+          </w:p>
+        </w:tc>
+      </w:tr>
+      <w:tr>
+        <w:tc>
+          <w:tcPr>
+            <w:tcW w:w="2721" w:type="dxa"/>
+            <w:vMerge/>
+          </w:tcPr>
+          <w:p>
+            <w:pPr>
+              <w:ind w:left="0"/>
+            </w:pPr>
+          </w:p>
+        </w:tc>
+        <w:tc>
+          <w:tcPr>
+            <w:tcW w:w="2722" w:type="dxa"/>
+          </w:tcPr>
+          <w:p>
+            <w:pPr>
+              <w:rPr>
+                <w:rFonts w:hint="eastAsia"/>
+              </w:rPr>
+            </w:pPr>
+            <w:r>
+              <w:rPr>
+                <w:rFonts w:hint="eastAsia"/>
+              </w:rPr>
+              <w:t>旧</w:t>
+            </w:r>
+            <w:r>
+              <w:rPr>
+                <w:rFonts w:hint="eastAsia"/>
+              </w:rPr>
+              <w:t>sdb</w:t>
+            </w:r>
+            <w:r>
+              <w:rPr>
+                <w:rFonts w:hint="eastAsia"/>
+              </w:rPr>
+              <w:t xml:space="preserve"> json</w:t>
+            </w:r>
+          </w:p>
+        </w:tc>
+        <w:tc>
+          <w:tcPr>
+            <w:tcW w:w="2722" w:type="dxa"/>
+          </w:tcPr>
+          <w:p>
+            <w:pPr>
+              <w:ind w:left="0"/>
+            </w:pPr>
+            <w:r>
+              <w:rPr>
+                <w:rFonts w:hint="eastAsia"/>
+              </w:rPr>
+              <w:t>是</w:t>
+            </w:r>
+          </w:p>
+        </w:tc>
+      </w:tr>
+      <w:tr>
+        <w:tc>
+          <w:tcPr>
+            <w:tcW w:w="2721" w:type="dxa"/>
+            <w:vMerge/>
+          </w:tcPr>
+          <w:p>
+            <w:pPr>
+              <w:ind w:left="0"/>
+            </w:pPr>
+          </w:p>
+        </w:tc>
+        <w:tc>
+          <w:tcPr>
+            <w:tcW w:w="2722" w:type="dxa"/>
+          </w:tcPr>
+          <w:p>
+            <w:pPr>
+              <w:rPr>
+                <w:rFonts w:hint="eastAsia"/>
+              </w:rPr>
+            </w:pPr>
+            <w:r>
+              <w:rPr>
+                <w:rFonts w:hint="eastAsia"/>
+              </w:rPr>
+              <w:t>新</w:t>
+            </w:r>
+            <w:r>
+              <w:rPr>
+                <w:rFonts w:hint="eastAsia"/>
+              </w:rPr>
+              <w:t>s</w:t>
+            </w:r>
+            <w:r>
+              <w:rPr>
+                <w:rFonts w:hint="eastAsia"/>
+              </w:rPr>
+              <w:t>db</w:t>
+            </w:r>
+            <w:r>
+              <w:rPr>
+                <w:rFonts w:hint="eastAsia"/>
+              </w:rPr>
+              <w:t xml:space="preserve"> json</w:t>
+            </w:r>
+          </w:p>
+        </w:tc>
+        <w:tc>
+          <w:tcPr>
+            <w:tcW w:w="2722" w:type="dxa"/>
+          </w:tcPr>
+          <w:p>
+            <w:pPr>
+              <w:ind w:left="0"/>
+            </w:pPr>
+            <w:r>
+              <w:rPr>
+                <w:rFonts w:hint="eastAsia"/>
+              </w:rPr>
+              <w:t>是</w:t>
+            </w:r>
+          </w:p>
+        </w:tc>
+      </w:tr>
+      <w:tr>
+        <w:tc>
+          <w:tcPr>
+            <w:tcW w:w="2721" w:type="dxa"/>
+            <w:vMerge w:val="restart"/>
+          </w:tcPr>
+          <w:p>
+            <w:pPr>
+              <w:ind w:left="0"/>
+            </w:pPr>
+            <w:r>
+              <w:t>S</w:t>
+            </w:r>
+            <w:r>
+              <w:rPr>
+                <w:rFonts w:hint="eastAsia"/>
+              </w:rPr>
+              <w:t>hell</w:t>
+            </w:r>
+          </w:p>
+        </w:tc>
+        <w:tc>
+          <w:tcPr>
+            <w:tcW w:w="2722" w:type="dxa"/>
+          </w:tcPr>
+          <w:p>
+            <w:pPr>
+              <w:rPr>
+                <w:rFonts w:hint="eastAsia"/>
+              </w:rPr>
+            </w:pPr>
+            <w:r>
+              <w:rPr>
+                <w:rFonts w:hint="eastAsia"/>
+              </w:rPr>
+              <w:t>旧</w:t>
+            </w:r>
+            <w:r>
+              <w:rPr>
+                <w:rFonts w:hint="eastAsia"/>
+              </w:rPr>
+              <w:t>m</w:t>
+            </w:r>
+            <w:r>
+              <w:rPr>
+                <w:rFonts w:hint="eastAsia"/>
+              </w:rPr>
+              <w:t>ongo</w:t>
+            </w:r>
+            <w:r>
+              <w:rPr>
+                <w:rFonts w:hint="eastAsia"/>
+              </w:rPr>
+              <w:t xml:space="preserve"> </w:t>
+            </w:r>
+            <w:r>
+              <w:rPr>
+                <w:rFonts w:hint="eastAsia"/>
+              </w:rPr>
+              <w:t>json</w:t>
+            </w:r>
+          </w:p>
+        </w:tc>
+        <w:tc>
+          <w:tcPr>
+            <w:tcW w:w="2722" w:type="dxa"/>
+          </w:tcPr>
+          <w:p>
+            <w:pPr>
+              <w:ind w:left="0"/>
+            </w:pPr>
+            <w:r>
+              <w:rPr>
+                <w:rFonts w:hint="eastAsia"/>
+              </w:rPr>
+              <w:t>是</w:t>
+            </w:r>
+          </w:p>
+        </w:tc>
+      </w:tr>
+      <w:tr>
+        <w:tc>
+          <w:tcPr>
+            <w:tcW w:w="2721" w:type="dxa"/>
+            <w:vMerge/>
+          </w:tcPr>
+          <w:p>
+            <w:pPr>
+              <w:ind w:left="0"/>
+            </w:pPr>
+          </w:p>
+        </w:tc>
+        <w:tc>
+          <w:tcPr>
+            <w:tcW w:w="2722" w:type="dxa"/>
+          </w:tcPr>
+          <w:p>
+            <w:pPr>
+              <w:rPr>
+                <w:rFonts w:hint="eastAsia"/>
+              </w:rPr>
+            </w:pPr>
+            <w:r>
+              <w:rPr>
+                <w:rFonts w:hint="eastAsia"/>
+              </w:rPr>
+              <w:t>新</w:t>
+            </w:r>
+            <w:r>
+              <w:rPr>
+                <w:rFonts w:hint="eastAsia"/>
+              </w:rPr>
+              <w:t xml:space="preserve">mongo json </w:t>
+            </w:r>
+          </w:p>
+        </w:tc>
+        <w:tc>
+          <w:tcPr>
+            <w:tcW w:w="2722" w:type="dxa"/>
+          </w:tcPr>
+          <w:p>
+            <w:pPr>
+              <w:ind w:left="0"/>
+            </w:pPr>
+            <w:r>
+              <w:rPr>
+                <w:rFonts w:hint="eastAsia"/>
+              </w:rPr>
+              <w:t>是</w:t>
+            </w:r>
+          </w:p>
+        </w:tc>
+      </w:tr>
+      <w:tr>
+        <w:tc>
+          <w:tcPr>
+            <w:tcW w:w="2721" w:type="dxa"/>
+            <w:vMerge/>
+          </w:tcPr>
+          <w:p>
+            <w:pPr>
+              <w:ind w:left="0"/>
+            </w:pPr>
+          </w:p>
+        </w:tc>
+        <w:tc>
+          <w:tcPr>
+            <w:tcW w:w="2722" w:type="dxa"/>
+          </w:tcPr>
+          <w:p>
+            <w:pPr>
+              <w:rPr>
+                <w:rFonts w:hint="eastAsia"/>
+              </w:rPr>
+            </w:pPr>
+            <w:r>
+              <w:rPr>
+                <w:rFonts w:hint="eastAsia"/>
+              </w:rPr>
+              <w:t>旧</w:t>
+            </w:r>
+            <w:r>
+              <w:rPr>
+                <w:rFonts w:hint="eastAsia"/>
+              </w:rPr>
+              <w:t>mongo</w:t>
+            </w:r>
+            <w:r>
+              <w:rPr>
+                <w:rFonts w:hint="eastAsia"/>
+              </w:rPr>
+              <w:t xml:space="preserve"> shell</w:t>
+            </w:r>
+          </w:p>
+        </w:tc>
+        <w:tc>
+          <w:tcPr>
+            <w:tcW w:w="2722" w:type="dxa"/>
+          </w:tcPr>
+          <w:p>
+            <w:pPr>
+              <w:ind w:left="0"/>
+            </w:pPr>
+            <w:r>
+              <w:rPr>
+                <w:rFonts w:hint="eastAsia"/>
+              </w:rPr>
+              <w:t>是</w:t>
+            </w:r>
+          </w:p>
+        </w:tc>
+      </w:tr>
+      <w:tr>
+        <w:tc>
+          <w:tcPr>
+            <w:tcW w:w="2721" w:type="dxa"/>
+            <w:vMerge/>
+          </w:tcPr>
+          <w:p>
+            <w:pPr>
+              <w:ind w:left="0"/>
+            </w:pPr>
+          </w:p>
+        </w:tc>
+        <w:tc>
+          <w:tcPr>
+            <w:tcW w:w="2722" w:type="dxa"/>
+          </w:tcPr>
+          <w:p>
+            <w:pPr>
+              <w:rPr>
+                <w:rFonts w:hint="eastAsia"/>
+              </w:rPr>
+            </w:pPr>
+            <w:r>
+              <w:rPr>
+                <w:rFonts w:hint="eastAsia"/>
+              </w:rPr>
+              <w:t>新</w:t>
+            </w:r>
+            <w:r>
+              <w:rPr>
+                <w:rFonts w:hint="eastAsia"/>
+              </w:rPr>
+              <w:t>mongo</w:t>
+            </w:r>
+            <w:r>
+              <w:rPr>
+                <w:rFonts w:hint="eastAsia"/>
+              </w:rPr>
+              <w:t xml:space="preserve"> shell</w:t>
+            </w:r>
+          </w:p>
+        </w:tc>
+        <w:tc>
+          <w:tcPr>
+            <w:tcW w:w="2722" w:type="dxa"/>
+          </w:tcPr>
+          <w:p>
+            <w:pPr>
+              <w:ind w:left="0"/>
+            </w:pPr>
+            <w:r>
+              <w:rPr>
+                <w:rFonts w:hint="eastAsia"/>
+              </w:rPr>
+              <w:t>是</w:t>
+            </w:r>
+          </w:p>
+        </w:tc>
+      </w:tr>
+      <w:tr>
+        <w:tc>
+          <w:tcPr>
+            <w:tcW w:w="2721" w:type="dxa"/>
+            <w:vMerge/>
+          </w:tcPr>
+          <w:p>
+            <w:pPr>
+              <w:ind w:left="0"/>
+            </w:pPr>
+          </w:p>
+        </w:tc>
+        <w:tc>
+          <w:tcPr>
+            <w:tcW w:w="2722" w:type="dxa"/>
+          </w:tcPr>
+          <w:p>
+            <w:pPr>
+              <w:rPr>
+                <w:rFonts w:hint="eastAsia"/>
+              </w:rPr>
+            </w:pPr>
+            <w:r>
+              <w:rPr>
+                <w:rFonts w:hint="eastAsia"/>
+              </w:rPr>
+              <w:t>旧</w:t>
+            </w:r>
+            <w:r>
+              <w:rPr>
+                <w:rFonts w:hint="eastAsia"/>
+              </w:rPr>
+              <w:t>sdb</w:t>
+            </w:r>
+            <w:r>
+              <w:rPr>
+                <w:rFonts w:hint="eastAsia"/>
+              </w:rPr>
+              <w:t xml:space="preserve"> json</w:t>
+            </w:r>
+          </w:p>
+        </w:tc>
+        <w:tc>
+          <w:tcPr>
+            <w:tcW w:w="2722" w:type="dxa"/>
+          </w:tcPr>
+          <w:p>
+            <w:pPr>
+              <w:ind w:left="0"/>
+            </w:pPr>
+            <w:r>
+              <w:rPr>
+                <w:rFonts w:hint="eastAsia"/>
+              </w:rPr>
+              <w:t>是</w:t>
+            </w:r>
+          </w:p>
+        </w:tc>
+      </w:tr>
+      <w:tr>
+        <w:tc>
+          <w:tcPr>
+            <w:tcW w:w="2721" w:type="dxa"/>
+            <w:vMerge/>
+          </w:tcPr>
+          <w:p>
+            <w:pPr>
+              <w:ind w:left="0"/>
+            </w:pPr>
+          </w:p>
+        </w:tc>
+        <w:tc>
+          <w:tcPr>
+            <w:tcW w:w="2722" w:type="dxa"/>
+          </w:tcPr>
+          <w:p>
+            <w:pPr>
+              <w:rPr>
+                <w:rFonts w:hint="eastAsia"/>
+              </w:rPr>
+            </w:pPr>
+            <w:r>
+              <w:rPr>
+                <w:rFonts w:hint="eastAsia"/>
+              </w:rPr>
+              <w:t>新</w:t>
+            </w:r>
+            <w:r>
+              <w:rPr>
+                <w:rFonts w:hint="eastAsia"/>
+              </w:rPr>
+              <w:t>s</w:t>
+            </w:r>
+            <w:r>
+              <w:rPr>
+                <w:rFonts w:hint="eastAsia"/>
+              </w:rPr>
+              <w:t>db</w:t>
+            </w:r>
+            <w:r>
+              <w:rPr>
+                <w:rFonts w:hint="eastAsia"/>
+              </w:rPr>
+              <w:t xml:space="preserve"> json</w:t>
+            </w:r>
+          </w:p>
+        </w:tc>
+        <w:tc>
+          <w:tcPr>
+            <w:tcW w:w="2722" w:type="dxa"/>
+          </w:tcPr>
+          <w:p>
+            <w:pPr>
+              <w:ind w:left="0"/>
+            </w:pPr>
+            <w:r>
+              <w:rPr>
+                <w:rFonts w:hint="eastAsia"/>
+              </w:rPr>
+              <w:t>是</w:t>
+            </w:r>
+          </w:p>
+        </w:tc>
+      </w:tr>
+    </w:tbl>
+    <w:p>
+      <w:pPr>
+        <w:rPr>
+          <w:rFonts w:hint="eastAsia"/>
+        </w:rPr>
+      </w:pPr>
+    </w:p>
+    <w:tbl>
+      <w:tblPr>
+        <w:tblStyle w:val="TableGrid"/>
+        <w:tblW w:w="0" w:type="auto"/>
+        <w:tblInd w:w="357" w:type="dxa"/>
+        <w:tblLook w:val="04A0"/>
+      </w:tblPr>
+      <w:tblGrid>
+        <w:gridCol w:w="2510"/>
+        <w:gridCol w:w="3657"/>
+      </w:tblGrid>
+      <w:tr>
+        <w:tc>
+          <w:tcPr>
+            <w:tcW w:w="2510" w:type="dxa"/>
+          </w:tcPr>
+          <w:p>
+            <w:pPr>
+              <w:ind w:left="0"/>
+            </w:pPr>
+            <w:r>
+              <w:rPr>
+                <w:rFonts w:hint="eastAsia"/>
+              </w:rPr>
+              <w:t>输入</w:t>
+            </w:r>
+          </w:p>
+        </w:tc>
+        <w:tc>
+          <w:tcPr>
+            <w:tcW w:w="3657" w:type="dxa"/>
+          </w:tcPr>
+          <w:p>
+            <w:pPr>
+              <w:ind w:left="0"/>
+            </w:pPr>
+            <w:r>
+              <w:rPr>
+                <w:rFonts w:hint="eastAsia"/>
+              </w:rPr>
+              <w:t>例子</w:t>
+            </w:r>
+          </w:p>
+        </w:tc>
+      </w:tr>
+      <w:tr>
+        <w:tc>
+          <w:tcPr>
+            <w:tcW w:w="2510" w:type="dxa"/>
+          </w:tcPr>
+          <w:p>
+            <w:pPr>
+              <w:rPr>
+                <w:rFonts w:hint="eastAsia"/>
+              </w:rPr>
+            </w:pPr>
+            <w:r>
+              <w:rPr>
+                <w:rFonts w:hint="eastAsia"/>
+              </w:rPr>
+              <w:t>旧</w:t>
+            </w:r>
+            <w:r>
+              <w:rPr>
+                <w:rFonts w:hint="eastAsia"/>
+              </w:rPr>
+              <w:t>m</w:t>
+            </w:r>
+            <w:r>
+              <w:rPr>
+                <w:rFonts w:hint="eastAsia"/>
+              </w:rPr>
+              <w:t>ongo</w:t>
+            </w:r>
+            <w:r>
+              <w:rPr>
+                <w:rFonts w:hint="eastAsia"/>
+              </w:rPr>
+              <w:t xml:space="preserve"> </w:t>
+            </w:r>
+            <w:r>
+              <w:rPr>
+                <w:rFonts w:hint="eastAsia"/>
+              </w:rPr>
+              <w:t>json</w:t>
+            </w:r>
+          </w:p>
+        </w:tc>
+        <w:tc>
+          <w:tcPr>
+            <w:tcW w:w="3657" w:type="dxa"/>
+          </w:tcPr>
+          <w:p>
+            <w:pPr>
+              <w:ind w:left="0"/>
+            </w:pPr>
+            <w:r>
+              <w:rPr>
+                <w:rFonts w:hint="eastAsia"/>
+              </w:rPr>
+              <w:t>{a:11111}</w:t>
+            </w:r>
+          </w:p>
+        </w:tc>
+      </w:tr>
+      <w:tr>
+        <w:tc>
+          <w:tcPr>
+            <w:tcW w:w="2510" w:type="dxa"/>
+          </w:tcPr>
+          <w:p>
+            <w:pPr>
+              <w:rPr>
+                <w:rFonts w:hint="eastAsia"/>
+              </w:rPr>
+            </w:pPr>
+            <w:r>
+              <w:rPr>
+                <w:rFonts w:hint="eastAsia"/>
+              </w:rPr>
+              <w:t>新</w:t>
+            </w:r>
+            <w:r>
+              <w:rPr>
+                <w:rFonts w:hint="eastAsia"/>
+              </w:rPr>
+              <w:t xml:space="preserve">mongo json </w:t>
+            </w:r>
+          </w:p>
+        </w:tc>
+        <w:tc>
+          <w:tcPr>
+            <w:tcW w:w="3657" w:type="dxa"/>
+          </w:tcPr>
+          <w:p>
+            <w:pPr>
+              <w:ind w:left="0"/>
+            </w:pPr>
+            <w:r>
+              <w:rPr>
+                <w:rFonts w:hint="eastAsia"/>
+              </w:rPr>
+              <w:t>{a:{$numberLong:"11111"}}</w:t>
+            </w:r>
+          </w:p>
+        </w:tc>
+      </w:tr>
+      <w:tr>
+        <w:tc>
+          <w:tcPr>
+            <w:tcW w:w="2510" w:type="dxa"/>
+          </w:tcPr>
+          <w:p>
+            <w:pPr>
+              <w:rPr>
+                <w:rFonts w:hint="eastAsia"/>
+              </w:rPr>
+            </w:pPr>
+            <w:r>
+              <w:rPr>
+                <w:rFonts w:hint="eastAsia"/>
+              </w:rPr>
+              <w:t>旧</w:t>
+            </w:r>
+            <w:r>
+              <w:rPr>
+                <w:rFonts w:hint="eastAsia"/>
+              </w:rPr>
+              <w:t>mongo</w:t>
+            </w:r>
+            <w:r>
+              <w:rPr>
+                <w:rFonts w:hint="eastAsia"/>
+              </w:rPr>
+              <w:t xml:space="preserve"> shell</w:t>
+            </w:r>
+          </w:p>
+        </w:tc>
+        <w:tc>
+          <w:tcPr>
+            <w:tcW w:w="3657" w:type="dxa"/>
+          </w:tcPr>
+          <w:p>
+            <w:pPr>
+              <w:ind w:left="0"/>
+            </w:pPr>
+            <w:r>
+              <w:rPr>
+                <w:rFonts w:hint="eastAsia"/>
+              </w:rPr>
+              <w:t>{a:11111}</w:t>
+            </w:r>
+          </w:p>
+        </w:tc>
+      </w:tr>
+      <w:tr>
+        <w:tc>
+          <w:tcPr>
+            <w:tcW w:w="2510" w:type="dxa"/>
+          </w:tcPr>
+          <w:p>
+            <w:pPr>
+              <w:rPr>
+                <w:rFonts w:hint="eastAsia"/>
+              </w:rPr>
+            </w:pPr>
+            <w:r>
+              <w:rPr>
+                <w:rFonts w:hint="eastAsia"/>
+              </w:rPr>
+              <w:t>新</w:t>
+            </w:r>
+            <w:r>
+              <w:rPr>
+                <w:rFonts w:hint="eastAsia"/>
+              </w:rPr>
+              <w:t>mongo</w:t>
+            </w:r>
+            <w:r>
+              <w:rPr>
+                <w:rFonts w:hint="eastAsia"/>
+              </w:rPr>
+              <w:t xml:space="preserve"> shell</w:t>
+            </w:r>
+          </w:p>
+        </w:tc>
+        <w:tc>
+          <w:tcPr>
+            <w:tcW w:w="3657" w:type="dxa"/>
+          </w:tcPr>
+          <w:p>
+            <w:pPr>
+              <w:ind w:left="0"/>
+              <w:rPr>
+                <w:rFonts w:hint="eastAsia"/>
+              </w:rPr>
+            </w:pPr>
+            <w:r>
+              <w:rPr>
+                <w:rFonts w:hint="eastAsia"/>
+              </w:rPr>
+              <w:t>{a:NumberLong(11111)}</w:t>
+            </w:r>
+          </w:p>
+          <w:p>
+            <w:pPr>
+              <w:ind w:left="0"/>
+            </w:pPr>
+            <w:r>
+              <w:rPr>
+                <w:rFonts w:hint="eastAsia"/>
+              </w:rPr>
+              <w:t>{a:NumberLong("1111111111111")}</w:t>
+            </w:r>
+          </w:p>
+        </w:tc>
+      </w:tr>
+      <w:tr>
+        <w:tc>
+          <w:tcPr>
+            <w:tcW w:w="2510" w:type="dxa"/>
+          </w:tcPr>
+          <w:p>
+            <w:pPr>
+              <w:rPr>
+                <w:rFonts w:hint="eastAsia"/>
+              </w:rPr>
+            </w:pPr>
+            <w:r>
+              <w:rPr>
+                <w:rFonts w:hint="eastAsia"/>
+              </w:rPr>
+              <w:t>旧</w:t>
+            </w:r>
+            <w:r>
+              <w:rPr>
+                <w:rFonts w:hint="eastAsia"/>
+              </w:rPr>
+              <w:t>sdb</w:t>
+            </w:r>
+            <w:r>
+              <w:rPr>
+                <w:rFonts w:hint="eastAsia"/>
+              </w:rPr>
+              <w:t xml:space="preserve"> json</w:t>
+            </w:r>
+          </w:p>
+        </w:tc>
+        <w:tc>
+          <w:tcPr>
+            <w:tcW w:w="3657" w:type="dxa"/>
+          </w:tcPr>
+          <w:p>
+            <w:pPr>
+              <w:ind w:left="0"/>
+            </w:pPr>
+            <w:r>
+              <w:rPr>
+                <w:rFonts w:hint="eastAsia"/>
+              </w:rPr>
+              <w:t>{a:11111}</w:t>
+            </w:r>
+          </w:p>
+        </w:tc>
+      </w:tr>
+      <w:tr>
+        <w:tc>
+          <w:tcPr>
+            <w:tcW w:w="2510" w:type="dxa"/>
+          </w:tcPr>
+          <w:p>
+            <w:pPr>
+              <w:rPr>
+                <w:rFonts w:hint="eastAsia"/>
+              </w:rPr>
+            </w:pPr>
+            <w:r>
+              <w:rPr>
+                <w:rFonts w:hint="eastAsia"/>
+              </w:rPr>
+              <w:t>新</w:t>
+            </w:r>
+            <w:r>
+              <w:rPr>
+                <w:rFonts w:hint="eastAsia"/>
+              </w:rPr>
+              <w:t>s</w:t>
+            </w:r>
+            <w:r>
+              <w:rPr>
+                <w:rFonts w:hint="eastAsia"/>
+              </w:rPr>
+              <w:t>db</w:t>
+            </w:r>
+            <w:r>
+              <w:rPr>
+                <w:rFonts w:hint="eastAsia"/>
+              </w:rPr>
+              <w:t xml:space="preserve"> json</w:t>
+            </w:r>
+          </w:p>
+        </w:tc>
+        <w:tc>
+          <w:tcPr>
+            <w:tcW w:w="3657" w:type="dxa"/>
+          </w:tcPr>
+          <w:p>
+            <w:pPr>
+              <w:ind w:left="0"/>
+            </w:pPr>
+            <w:r>
+              <w:rPr>
+                <w:rFonts w:hint="eastAsia"/>
+              </w:rPr>
+              <w:t>{a:{$numberLong:</w:t>
+            </w:r>
+            <w:r>
+              <w:rPr>
+                <w:rFonts w:hint="eastAsia"/>
+              </w:rPr>
+              <w:t>"</w:t>
+            </w:r>
+            <w:r>
+              <w:rPr>
+                <w:rFonts w:hint="eastAsia"/>
+              </w:rPr>
+              <w:t>11111</w:t>
+            </w:r>
+            <w:r>
+              <w:rPr>
+                <w:rFonts w:hint="eastAsia"/>
+              </w:rPr>
+              <w:t>"</w:t>
+            </w:r>
+            <w:r>
+              <w:rPr>
+                <w:rFonts w:hint="eastAsia"/>
+              </w:rPr>
+              <w:t>}}</w:t>
+            </w:r>
+          </w:p>
+        </w:tc>
+      </w:tr>
+    </w:tbl>
     <w:p>
       <w:pPr>
         <w:pStyle w:val="Heading3"/>
@@ -1747,11 +3214,15 @@
         <w:rPr>
           <w:rFonts w:hint="eastAsia"/>
         </w:rPr>
-        <w:lastRenderedPageBreak/>
         <w:t>实现</w:t>
       </w:r>
     </w:p>
     <w:p>
+      <w:pPr>
+        <w:rPr>
+          <w:rFonts w:hint="eastAsia"/>
+        </w:rPr>
+      </w:pPr>
       <w:r>
         <w:rPr>
           <w:rFonts w:hint="eastAsia"/>
@@ -1812,74 +3283,70 @@
         <w:rPr>
           <w:rFonts w:hint="eastAsia"/>
         </w:rPr>
-        <w:t>Java</w:t>
-      </w:r>
-      <w:r>
-        <w:rPr>
-          <w:rFonts w:hint="eastAsia"/>
-        </w:rPr>
-        <w:t>和</w:t>
-      </w:r>
-      <w:r>
-        <w:rPr>
-          <w:rFonts w:hint="eastAsia"/>
-        </w:rPr>
-        <w:t>.Net</w:t>
-      </w:r>
-      <w:r>
-        <w:rPr>
-          <w:rFonts w:hint="eastAsia"/>
-        </w:rPr>
-        <w:t>的驱动亦分别添加相关解析处理逻辑。</w:t>
+        <w:t>在</w:t>
+      </w:r>
+      <w:r>
+        <w:t>sptConvertor::toBson</w:t>
+      </w:r>
+      <w:r>
+        <w:rPr>
+          <w:rFonts w:hint="eastAsia"/>
+        </w:rPr>
+        <w:t>增加解析</w:t>
+      </w:r>
+      <w:r>
+        <w:rPr>
+          <w:rFonts w:hint="eastAsia"/>
+        </w:rPr>
+        <w:t>$numberLong</w:t>
+      </w:r>
+      <w:r>
+        <w:rPr>
+          <w:rFonts w:hint="eastAsia"/>
+        </w:rPr>
+        <w:t>的逻辑。</w:t>
       </w:r>
     </w:p>
     <w:p>
       <w:pPr>
-        <w:pStyle w:val="Heading3"/>
-      </w:pPr>
-      <w:r>
-        <w:rPr>
-          <w:rFonts w:hint="eastAsia"/>
-        </w:rPr>
-        <w:t>资料</w:t>
+        <w:rPr>
+          <w:rFonts w:hint="eastAsia"/>
+        </w:rPr>
+      </w:pPr>
+      <w:r>
+        <w:rPr>
+          <w:rFonts w:hint="eastAsia"/>
+        </w:rPr>
+        <w:t>Java</w:t>
+      </w:r>
+      <w:r>
+        <w:rPr>
+          <w:rFonts w:hint="eastAsia"/>
+        </w:rPr>
+        <w:t>和</w:t>
+      </w:r>
+      <w:r>
+        <w:rPr>
+          <w:rFonts w:hint="eastAsia"/>
+        </w:rPr>
+        <w:t>.Net</w:t>
+      </w:r>
+      <w:r>
+        <w:rPr>
+          <w:rFonts w:hint="eastAsia"/>
+        </w:rPr>
+        <w:t>的驱动亦分别添加相关解析处理逻辑。</w:t>
       </w:r>
     </w:p>
     <w:p>
-      <w:r>
-        <w:rPr>
-          <w:rFonts w:hint="eastAsia"/>
-        </w:rPr>
-        <w:t>参考手册</w:t>
-      </w:r>
-      <w:r>
-        <w:rPr>
-          <w:rFonts w:hint="eastAsia"/>
-        </w:rPr>
-        <w:t>-&gt;SequoiaDB Shell</w:t>
-      </w:r>
-      <w:r>
-        <w:rPr>
-          <w:rFonts w:hint="eastAsia"/>
-        </w:rPr>
-        <w:t>方法</w:t>
-      </w:r>
-      <w:r>
-        <w:rPr>
-          <w:rFonts w:hint="eastAsia"/>
-        </w:rPr>
-        <w:t>-&gt;</w:t>
-      </w:r>
-      <w:r>
-        <w:rPr>
-          <w:rFonts w:hint="eastAsia"/>
-        </w:rPr>
-        <w:t>特殊类型对象</w:t>
-      </w:r>
-      <w:r>
-        <w:rPr>
-          <w:rFonts w:hint="eastAsia"/>
-        </w:rPr>
-        <w:t>-&gt;NumberLong</w:t>
+      <w:pPr>
+        <w:pStyle w:val="Heading3"/>
+      </w:pPr>
+      <w:r>
+        <w:rPr>
+          <w:rFonts w:hint="eastAsia"/>
+        </w:rPr>
+        <w:t>资料</w:t>
       </w:r>
     </w:p>
     <w:p>
@@ -1887,22 +3354,60 @@
         <w:rPr>
           <w:rFonts w:hint="eastAsia"/>
         </w:rPr>
-        <w:t>补充</w:t>
-      </w:r>
-      <w:r>
-        <w:rPr>
-          <w:rFonts w:hint="eastAsia"/>
-        </w:rPr>
-        <w:t>Json</w:t>
-      </w:r>
-      <w:r>
-        <w:rPr>
-          <w:rFonts w:hint="eastAsia"/>
-        </w:rPr>
-        <w:t>格式说明</w:t>
+        <w:t>参考手册</w:t>
+      </w:r>
+      <w:r>
+        <w:rPr>
+          <w:rFonts w:hint="eastAsia"/>
+        </w:rPr>
+        <w:t>-&gt;SequoiaDB Shell</w:t>
+      </w:r>
+      <w:r>
+        <w:rPr>
+          <w:rFonts w:hint="eastAsia"/>
+        </w:rPr>
+        <w:t>方法</w:t>
+      </w:r>
+      <w:r>
+        <w:rPr>
+          <w:rFonts w:hint="eastAsia"/>
+        </w:rPr>
+        <w:t>-&gt;</w:t>
+      </w:r>
+      <w:r>
+        <w:rPr>
+          <w:rFonts w:hint="eastAsia"/>
+        </w:rPr>
+        <w:t>特殊类型对象</w:t>
+      </w:r>
+      <w:r>
+        <w:rPr>
+          <w:rFonts w:hint="eastAsia"/>
+        </w:rPr>
+        <w:t>-&gt;NumberLong</w:t>
       </w:r>
     </w:p>
     <w:p>
+      <w:r>
+        <w:rPr>
+          <w:rFonts w:hint="eastAsia"/>
+        </w:rPr>
+        <w:t>补充</w:t>
+      </w:r>
+      <w:r>
+        <w:rPr>
+          <w:rFonts w:hint="eastAsia"/>
+        </w:rPr>
+        <w:t>Json</w:t>
+      </w:r>
+      <w:r>
+        <w:rPr>
+          <w:rFonts w:hint="eastAsia"/>
+        </w:rPr>
+        <w:t>格式说明</w:t>
+      </w:r>
+    </w:p>
+    <w:p>
       <w:pPr>
         <w:pStyle w:val="Heading2"/>
       </w:pPr>
@@ -1910,6 +3415,7 @@
         <w:rPr>
           <w:rFonts w:hint="eastAsia"/>
         </w:rPr>
+        <w:lastRenderedPageBreak/>
         <w:t>遗留问题</w:t>
       </w:r>
     </w:p>
@@ -1998,6 +3504,38 @@
               </w:rPr>
               <w:t>描述</w:t>
             </w:r>
+          </w:p>
+        </w:tc>
+      </w:tr>
+      <w:tr>
+        <w:tc>
+          <w:tcPr>
+            <w:tcW w:w="885" w:type="dxa"/>
+          </w:tcPr>
+          <w:p>
+            <w:pPr>
+              <w:ind w:left="0"/>
+            </w:pPr>
+          </w:p>
+        </w:tc>
+        <w:tc>
+          <w:tcPr>
+            <w:tcW w:w="2552" w:type="dxa"/>
+          </w:tcPr>
+          <w:p>
+            <w:pPr>
+              <w:ind w:left="0"/>
+            </w:pPr>
+          </w:p>
+        </w:tc>
+        <w:tc>
+          <w:tcPr>
+            <w:tcW w:w="4728" w:type="dxa"/>
+          </w:tcPr>
+          <w:p>
+            <w:pPr>
+              <w:ind w:left="0"/>
+            </w:pPr>
           </w:p>
         </w:tc>
       </w:tr>
@@ -2420,13 +3958,7 @@
               <w:rPr>
                 <w:rFonts w:hint="eastAsia"/>
               </w:rPr>
-              <w:t>，并</w:t>
-            </w:r>
-            <w:r>
-              <w:rPr>
-                <w:rFonts w:hint="eastAsia"/>
-              </w:rPr>
-              <w:t>使用</w:t>
+              <w:t>，并使用</w:t>
             </w:r>
             <w:r>
               <w:rPr>
@@ -2528,60 +4060,30 @@
               <w:rPr>
                 <w:rFonts w:hint="eastAsia"/>
               </w:rPr>
-              <w:t>Res</w:t>
-            </w:r>
-            <w:r>
-              <w:rPr>
-                <w:rFonts w:hint="eastAsia"/>
-              </w:rPr>
-              <w:t>2</w:t>
-            </w:r>
-            <w:r>
-              <w:rPr>
-                <w:rFonts w:hint="eastAsia"/>
-              </w:rPr>
-              <w:t>：</w:t>
-            </w:r>
-            <w:r>
-              <w:rPr>
-                <w:rFonts w:hint="eastAsia"/>
-              </w:rPr>
-              <w:t>操作</w:t>
-            </w:r>
-            <w:r>
-              <w:rPr>
-                <w:rFonts w:hint="eastAsia"/>
-              </w:rPr>
-              <w:t>成功</w:t>
-            </w:r>
-          </w:p>
-          <w:p>
-            <w:pPr>
-              <w:ind w:left="0"/>
-            </w:pPr>
-            <w:r>
-              <w:rPr>
-                <w:rFonts w:hint="eastAsia"/>
-              </w:rPr>
-              <w:t>Res</w:t>
-            </w:r>
-            <w:r>
-              <w:rPr>
-                <w:rFonts w:hint="eastAsia"/>
-              </w:rPr>
-              <w:t>3</w:t>
-            </w:r>
-            <w:r>
-              <w:rPr>
-                <w:rFonts w:hint="eastAsia"/>
-              </w:rPr>
-              <w:t>：</w:t>
-            </w:r>
-            <w:r>
-              <w:rPr>
-                <w:rFonts w:hint="eastAsia"/>
-              </w:rPr>
-              <w:t>查询成功</w:t>
+              <w:t>Res2</w:t>
+            </w:r>
+            <w:r>
+              <w:rPr>
+                <w:rFonts w:hint="eastAsia"/>
+              </w:rPr>
+              <w:t>：操作成功</w:t>
+            </w:r>
+          </w:p>
+          <w:p>
+            <w:pPr>
+              <w:ind w:left="0"/>
+            </w:pPr>
+            <w:r>
+              <w:rPr>
+                <w:rFonts w:hint="eastAsia"/>
+              </w:rPr>
+              <w:t>Res3</w:t>
+            </w:r>
+            <w:r>
+              <w:rPr>
+                <w:rFonts w:hint="eastAsia"/>
+              </w:rPr>
+              <w:t>：查询成功</w:t>
             </w:r>
           </w:p>
         </w:tc>
@@ -2763,13 +4265,7 @@
               <w:rPr>
                 <w:rFonts w:hint="eastAsia"/>
               </w:rPr>
-              <w:t>，并</w:t>
-            </w:r>
-            <w:r>
-              <w:rPr>
-                <w:rFonts w:hint="eastAsia"/>
-              </w:rPr>
-              <w:t>使用</w:t>
+              <w:t>，并使用</w:t>
             </w:r>
             <w:r>
               <w:rPr>
@@ -2852,6 +4348,22 @@
               <w:rPr>
                 <w:rFonts w:hint="eastAsia"/>
               </w:rPr>
+              <w:t>对查询出来的数据进行算术运算和比较运算</w:t>
+            </w:r>
+          </w:p>
+          <w:p>
+            <w:pPr>
+              <w:pStyle w:val="ListParagraph"/>
+              <w:numPr>
+                <w:ilvl w:val="0"/>
+                <w:numId w:val="14"/>
+              </w:numPr>
+              <w:ind w:firstLineChars="0"/>
+            </w:pPr>
+            <w:r>
+              <w:rPr>
+                <w:rFonts w:hint="eastAsia"/>
+              </w:rPr>
               <w:t>删除</w:t>
             </w:r>
             <w:r>
@@ -2886,6 +4398,9 @@
           <w:p>
             <w:pPr>
               <w:ind w:left="0"/>
+              <w:rPr>
+                <w:rFonts w:hint="eastAsia"/>
+              </w:rPr>
             </w:pPr>
             <w:r>
               <w:rPr>
@@ -2898,6 +4413,23 @@
                 <w:rFonts w:hint="eastAsia"/>
               </w:rPr>
               <w:t>：查询成功</w:t>
+            </w:r>
+          </w:p>
+          <w:p>
+            <w:pPr>
+              <w:ind w:left="0"/>
+            </w:pPr>
+            <w:r>
+              <w:rPr>
+                <w:rFonts w:hint="eastAsia"/>
+              </w:rPr>
+              <w:t xml:space="preserve">Res4: </w:t>
+            </w:r>
+            <w:r>
+              <w:rPr>
+                <w:rFonts w:hint="eastAsia"/>
+              </w:rPr>
+              <w:t>运算成功</w:t>
             </w:r>
           </w:p>
         </w:tc>
@@ -2919,7 +4451,6 @@
                 <w:rFonts w:hint="eastAsia"/>
                 <w:szCs w:val="21"/>
               </w:rPr>
-              <w:lastRenderedPageBreak/>
               <w:t>Story.</w:t>
             </w:r>
             <w:r>
@@ -3113,9 +4644,6 @@
                 <w:numId w:val="15"/>
               </w:numPr>
               <w:ind w:firstLineChars="0"/>
-              <w:rPr>
-                <w:rFonts w:hint="eastAsia"/>
-              </w:rPr>
             </w:pPr>
             <w:r>
               <w:rPr>
@@ -3133,7 +4661,14 @@
               <w:rPr>
                 <w:rFonts w:hint="eastAsia"/>
               </w:rPr>
-              <w:t>驱动查询数据是否写入成功</w:t>
+              <w:t>驱动查询</w:t>
+            </w:r>
+            <w:r>
+              <w:rPr>
+                <w:rFonts w:hint="eastAsia"/>
+              </w:rPr>
+              <w:lastRenderedPageBreak/>
+              <w:t>数据是否写入成功</w:t>
             </w:r>
           </w:p>
           <w:p>
@@ -3171,6 +4706,7 @@
               <w:rPr>
                 <w:rFonts w:hint="eastAsia"/>
               </w:rPr>
+              <w:lastRenderedPageBreak/>
               <w:t>Res2</w:t>
             </w:r>
             <w:r>
@@ -3216,6 +4752,7 @@
                 <w:rFonts w:hint="eastAsia"/>
                 <w:szCs w:val="21"/>
               </w:rPr>
+              <w:lastRenderedPageBreak/>
               <w:t>Story.</w:t>
             </w:r>
             <w:r>
@@ -3266,13 +4803,7 @@
               <w:rPr>
                 <w:rFonts w:hint="eastAsia"/>
               </w:rPr>
-              <w:t>驱动</w:t>
-            </w:r>
-            <w:r>
-              <w:rPr>
-                <w:rFonts w:hint="eastAsia"/>
-              </w:rPr>
-              <w:t>使用</w:t>
+              <w:t>驱动使用</w:t>
             </w:r>
             <w:r>
               <w:rPr>
@@ -3387,13 +4918,7 @@
               <w:rPr>
                 <w:rFonts w:hint="eastAsia"/>
               </w:rPr>
-              <w:t>驱动</w:t>
-            </w:r>
-            <w:r>
-              <w:rPr>
-                <w:rFonts w:hint="eastAsia"/>
-              </w:rPr>
-              <w:t>写入</w:t>
+              <w:t>驱动写入</w:t>
             </w:r>
             <w:r>
               <w:rPr>
@@ -3428,9 +4953,6 @@
                 <w:numId w:val="15"/>
               </w:numPr>
               <w:ind w:firstLineChars="0"/>
-              <w:rPr>
-                <w:rFonts w:hint="eastAsia"/>
-              </w:rPr>
             </w:pPr>
             <w:r>
               <w:rPr>
@@ -3448,13 +4970,7 @@
               <w:rPr>
                 <w:rFonts w:hint="eastAsia"/>
               </w:rPr>
-              <w:t>驱动</w:t>
-            </w:r>
-            <w:r>
-              <w:rPr>
-                <w:rFonts w:hint="eastAsia"/>
-              </w:rPr>
-              <w:t>查询数据是否写入成功</w:t>
+              <w:t>驱动查询数据是否写入成功</w:t>
             </w:r>
           </w:p>
           <w:p>
@@ -3737,9 +5253,6 @@
                 <w:numId w:val="16"/>
               </w:numPr>
               <w:ind w:firstLineChars="0"/>
-              <w:rPr>
-                <w:rFonts w:hint="eastAsia"/>
-              </w:rPr>
             </w:pPr>
             <w:r>
               <w:rPr>
@@ -3820,61 +5333,6 @@
               </w:rPr>
               <w:t>：查询成功</w:t>
             </w:r>
-          </w:p>
-        </w:tc>
-      </w:tr>
-      <w:tr>
-        <w:tc>
-          <w:tcPr>
-            <w:tcW w:w="2586" w:type="dxa"/>
-          </w:tcPr>
-          <w:p>
-            <w:pPr>
-              <w:ind w:left="0"/>
-              <w:rPr>
-                <w:rFonts w:hint="eastAsia"/>
-                <w:szCs w:val="21"/>
-              </w:rPr>
-            </w:pPr>
-          </w:p>
-        </w:tc>
-        <w:tc>
-          <w:tcPr>
-            <w:tcW w:w="1805" w:type="dxa"/>
-          </w:tcPr>
-          <w:p>
-            <w:pPr>
-              <w:ind w:left="0"/>
-              <w:rPr>
-                <w:rFonts w:hint="eastAsia"/>
-              </w:rPr>
-            </w:pPr>
-          </w:p>
-        </w:tc>
-        <w:tc>
-          <w:tcPr>
-            <w:tcW w:w="2313" w:type="dxa"/>
-          </w:tcPr>
-          <w:p>
-            <w:pPr>
-              <w:ind w:left="0"/>
-              <w:rPr>
-                <w:rFonts w:hint="eastAsia"/>
-              </w:rPr>
-            </w:pPr>
-          </w:p>
-        </w:tc>
-        <w:tc>
-          <w:tcPr>
-            <w:tcW w:w="1461" w:type="dxa"/>
-          </w:tcPr>
-          <w:p>
-            <w:pPr>
-              <w:ind w:left="0"/>
-              <w:rPr>
-                <w:rFonts w:hint="eastAsia"/>
-              </w:rPr>
-            </w:pPr>
           </w:p>
         </w:tc>
       </w:tr>
@@ -6190,6 +7648,89 @@
       <w:szCs w:val="20"/>
     </w:rPr>
   </w:style>
+  <w:style w:type="character" w:styleId="CommentReference">
+    <w:name w:val="annotation reference"/>
+    <w:basedOn w:val="DefaultParagraphFont"/>
+    <w:uiPriority w:val="99"/>
+    <w:semiHidden/>
+    <w:unhideWhenUsed/>
+    <w:rsid w:val="00E63266"/>
+    <w:rPr>
+      <w:sz w:val="21"/>
+      <w:szCs w:val="21"/>
+    </w:rPr>
+  </w:style>
+  <w:style w:type="paragraph" w:styleId="CommentText">
+    <w:name w:val="annotation text"/>
+    <w:basedOn w:val="Normal"/>
+    <w:link w:val="CommentTextChar"/>
+    <w:uiPriority w:val="99"/>
+    <w:semiHidden/>
+    <w:unhideWhenUsed/>
+    <w:rsid w:val="00E63266"/>
+    <w:pPr>
+      <w:jc w:val="left"/>
+    </w:pPr>
+  </w:style>
+  <w:style w:type="character" w:customStyle="1" w:styleId="CommentTextChar">
+    <w:name w:val="Comment Text Char"/>
+    <w:basedOn w:val="DefaultParagraphFont"/>
+    <w:link w:val="CommentText"/>
+    <w:uiPriority w:val="99"/>
+    <w:semiHidden/>
+    <w:rsid w:val="00E63266"/>
+  </w:style>
+  <w:style w:type="paragraph" w:styleId="CommentSubject">
+    <w:name w:val="annotation subject"/>
+    <w:basedOn w:val="CommentText"/>
+    <w:next w:val="CommentText"/>
+    <w:link w:val="CommentSubjectChar"/>
+    <w:uiPriority w:val="99"/>
+    <w:semiHidden/>
+    <w:unhideWhenUsed/>
+    <w:rsid w:val="00E63266"/>
+    <w:rPr>
+      <w:b/>
+      <w:bCs/>
+    </w:rPr>
+  </w:style>
+  <w:style w:type="character" w:customStyle="1" w:styleId="CommentSubjectChar">
+    <w:name w:val="Comment Subject Char"/>
+    <w:basedOn w:val="CommentTextChar"/>
+    <w:link w:val="CommentSubject"/>
+    <w:uiPriority w:val="99"/>
+    <w:semiHidden/>
+    <w:rsid w:val="00E63266"/>
+    <w:rPr>
+      <w:b/>
+      <w:bCs/>
+    </w:rPr>
+  </w:style>
+  <w:style w:type="paragraph" w:styleId="BalloonText">
+    <w:name w:val="Balloon Text"/>
+    <w:basedOn w:val="Normal"/>
+    <w:link w:val="BalloonTextChar"/>
+    <w:uiPriority w:val="99"/>
+    <w:semiHidden/>
+    <w:unhideWhenUsed/>
+    <w:rsid w:val="00E63266"/>
+    <w:rPr>
+      <w:sz w:val="16"/>
+      <w:szCs w:val="16"/>
+    </w:rPr>
+  </w:style>
+  <w:style w:type="character" w:customStyle="1" w:styleId="BalloonTextChar">
+    <w:name w:val="Balloon Text Char"/>
+    <w:basedOn w:val="DefaultParagraphFont"/>
+    <w:link w:val="BalloonText"/>
+    <w:uiPriority w:val="99"/>
+    <w:semiHidden/>
+    <w:rsid w:val="00E63266"/>
+    <w:rPr>
+      <w:sz w:val="16"/>
+      <w:szCs w:val="16"/>
+    </w:rPr>
+  </w:style>
 </w:styles>
 </file>
 
@@ -6474,4 +8015,16 @@
   <a:objectDefaults/>
   <a:extraClrSchemeLst/>
 </a:theme>
+</file>
+
+<file path=customXml/item1.xml><?xml version="1.0" encoding="utf-8"?>
+<b:Sources xmlns:b="http://schemas.openxmlformats.org/officeDocument/2006/bibliography" xmlns="http://schemas.openxmlformats.org/officeDocument/2006/bibliography" SelectedStyle="\APA.XSL" StyleName="APA"/>
+</file>
+
+<file path=customXml/itemProps1.xml><?xml version="1.0" encoding="utf-8"?>
+<ds:datastoreItem xmlns:ds="http://schemas.openxmlformats.org/officeDocument/2006/customXml" ds:itemID="{0B2DA309-6026-46F0-A283-EF89E7396F74}">
+  <ds:schemaRefs>
+    <ds:schemaRef ds:uri="http://schemas.openxmlformats.org/officeDocument/2006/bibliography"/>
+  </ds:schemaRefs>
+</ds:datastoreItem>
 </file>
--- a/internal_doc/03.开发设计/Story-Json支持$numberLong.docx
+++ b/internal_doc/03.开发设计/Story-Json支持$numberLong.docx
@@ -156,6 +156,12 @@
       </w:r>
     </w:p>
     <w:p>
+      <w:pPr>
+        <w:rPr>
+          <w:rFonts w:hint="eastAsia"/>
+          <w:szCs w:val="21"/>
+        </w:rPr>
+      </w:pPr>
       <w:r>
         <w:rPr>
           <w:rFonts w:hint="eastAsia"/>
@@ -179,25 +185,31 @@
       </w:r>
     </w:p>
     <w:p>
-      <w:pPr>
-        <w:pStyle w:val="Heading2"/>
-      </w:pPr>
-      <w:r>
-        <w:rPr>
-          <w:rFonts w:hint="eastAsia"/>
-        </w:rPr>
-        <w:t>Story</w:t>
-      </w:r>
-      <w:r>
-        <w:rPr>
-          <w:rFonts w:hint="eastAsia"/>
-        </w:rPr>
-        <w:t>价值和功能介绍</w:t>
+      <w:r>
+        <w:t>SEQUOIADBMAINSTREAM-1609</w:t>
       </w:r>
     </w:p>
     <w:p>
       <w:pPr>
-        <w:rPr>
+        <w:pStyle w:val="Heading2"/>
+      </w:pPr>
+      <w:r>
+        <w:rPr>
+          <w:rFonts w:hint="eastAsia"/>
+        </w:rPr>
+        <w:t>Story</w:t>
+      </w:r>
+      <w:r>
+        <w:rPr>
+          <w:rFonts w:hint="eastAsia"/>
+        </w:rPr>
+        <w:t>价值和功能介绍</w:t>
+      </w:r>
+    </w:p>
+    <w:p>
+      <w:pPr>
+        <w:rPr>
+          <w:rFonts w:hint="eastAsia"/>
           <w:color w:val="000000" w:themeColor="text1"/>
         </w:rPr>
       </w:pPr>
@@ -206,6 +218,90 @@
           <w:rFonts w:hint="eastAsia"/>
           <w:color w:val="000000" w:themeColor="text1"/>
         </w:rPr>
+        <w:t>js</w:t>
+      </w:r>
+      <w:r>
+        <w:rPr>
+          <w:rFonts w:hint="eastAsia"/>
+          <w:color w:val="000000" w:themeColor="text1"/>
+        </w:rPr>
+        <w:t>无法支持完全的</w:t>
+      </w:r>
+      <w:r>
+        <w:rPr>
+          <w:rFonts w:hint="eastAsia"/>
+          <w:color w:val="000000" w:themeColor="text1"/>
+        </w:rPr>
+        <w:t>long</w:t>
+      </w:r>
+      <w:r>
+        <w:rPr>
+          <w:rFonts w:hint="eastAsia"/>
+          <w:color w:val="000000" w:themeColor="text1"/>
+        </w:rPr>
+        <w:t>整型数字，在使用</w:t>
+      </w:r>
+      <w:r>
+        <w:rPr>
+          <w:rFonts w:hint="eastAsia"/>
+          <w:color w:val="000000" w:themeColor="text1"/>
+        </w:rPr>
+        <w:t>js</w:t>
+      </w:r>
+      <w:r>
+        <w:rPr>
+          <w:rFonts w:hint="eastAsia"/>
+          <w:color w:val="000000" w:themeColor="text1"/>
+        </w:rPr>
+        <w:t>读出数据库中存储的</w:t>
+      </w:r>
+      <w:r>
+        <w:rPr>
+          <w:rFonts w:hint="eastAsia"/>
+          <w:color w:val="000000" w:themeColor="text1"/>
+        </w:rPr>
+        <w:t>long</w:t>
+      </w:r>
+      <w:r>
+        <w:rPr>
+          <w:rFonts w:hint="eastAsia"/>
+          <w:color w:val="000000" w:themeColor="text1"/>
+        </w:rPr>
+        <w:t>整型数值时，若数值超出</w:t>
+      </w:r>
+      <w:r>
+        <w:rPr>
+          <w:rFonts w:hint="eastAsia"/>
+          <w:color w:val="000000" w:themeColor="text1"/>
+        </w:rPr>
+        <w:t>js</w:t>
+      </w:r>
+      <w:r>
+        <w:rPr>
+          <w:rFonts w:hint="eastAsia"/>
+          <w:color w:val="000000" w:themeColor="text1"/>
+        </w:rPr>
+        <w:t>处理范围，精度将会损失，无法反映数据库中实际存储的数值。</w:t>
+      </w:r>
+    </w:p>
+    <w:p>
+      <w:pPr>
+        <w:rPr>
+          <w:color w:val="000000" w:themeColor="text1"/>
+        </w:rPr>
+      </w:pPr>
+      <w:r>
+        <w:rPr>
+          <w:rFonts w:hint="eastAsia"/>
+          <w:color w:val="000000" w:themeColor="text1"/>
+        </w:rPr>
+        <w:t>因此</w:t>
+      </w:r>
+      <w:r>
+        <w:rPr>
+          <w:rFonts w:hint="eastAsia"/>
+          <w:color w:val="000000" w:themeColor="text1"/>
+        </w:rPr>
         <w:t>提供</w:t>
       </w:r>
       <w:r>
@@ -235,6 +331,27 @@
           <w:color w:val="000000" w:themeColor="text1"/>
         </w:rPr>
         <w:t>类型</w:t>
+      </w:r>
+      <w:r>
+        <w:rPr>
+          <w:rFonts w:hint="eastAsia"/>
+          <w:color w:val="000000" w:themeColor="text1"/>
+        </w:rPr>
+        <w:t>，以指定</w:t>
+      </w:r>
+      <w:r>
+        <w:rPr>
+          <w:rFonts w:hint="eastAsia"/>
+          <w:color w:val="000000" w:themeColor="text1"/>
+        </w:rPr>
+        <w:t>long</w:t>
+      </w:r>
+      <w:r>
+        <w:rPr>
+          <w:rFonts w:hint="eastAsia"/>
+          <w:color w:val="000000" w:themeColor="text1"/>
+        </w:rPr>
+        <w:t>整型类型，用字符串存储数字，避免以上场景的发生。</w:t>
       </w:r>
     </w:p>
     <w:p>
@@ -559,7 +676,7 @@
           <v:shape id="_x0000_i1026" type="#_x0000_t75" style="width:415.15pt;height:324pt" o:ole="">
             <v:imagedata r:id="rId8" o:title=""/>
           </v:shape>
-          <o:OLEObject Type="Embed" ProgID="Visio.Drawing.11" ShapeID="_x0000_i1026" DrawAspect="Content" ObjectID="_1520335515" r:id="rId9"/>
+          <o:OLEObject Type="Embed" ProgID="Visio.Drawing.11" ShapeID="_x0000_i1026" DrawAspect="Content" ObjectID="_1520343268" r:id="rId9"/>
         </w:object>
       </w:r>
     </w:p>
@@ -658,7 +775,7 @@
           <v:shape id="_x0000_i1025" type="#_x0000_t75" style="width:414.7pt;height:318.85pt" o:ole="">
             <v:imagedata r:id="rId10" o:title=""/>
           </v:shape>
-          <o:OLEObject Type="Embed" ProgID="Visio.Drawing.11" ShapeID="_x0000_i1025" DrawAspect="Content" ObjectID="_1520335516" r:id="rId11"/>
+          <o:OLEObject Type="Embed" ProgID="Visio.Drawing.11" ShapeID="_x0000_i1025" DrawAspect="Content" ObjectID="_1520343269" r:id="rId11"/>
         </w:object>
       </w:r>
     </w:p>

--- a/internal_doc/03.开发设计/Story-Json支持$numberLong.docx
+++ b/internal_doc/03.开发设计/Story-Json支持$numberLong.docx
@@ -218,6 +218,20 @@
           <w:rFonts w:hint="eastAsia"/>
           <w:color w:val="000000" w:themeColor="text1"/>
         </w:rPr>
+        <w:tab/>
+      </w:r>
+      <w:r>
+        <w:rPr>
+          <w:rFonts w:hint="eastAsia"/>
+          <w:color w:val="000000" w:themeColor="text1"/>
+        </w:rPr>
+        <w:tab/>
+      </w:r>
+      <w:r>
+        <w:rPr>
+          <w:rFonts w:hint="eastAsia"/>
+          <w:color w:val="000000" w:themeColor="text1"/>
+        </w:rPr>
         <w:t>js</w:t>
       </w:r>
       <w:r>
@@ -290,6 +304,20 @@
           <w:color w:val="000000" w:themeColor="text1"/>
         </w:rPr>
       </w:pPr>
+      <w:r>
+        <w:rPr>
+          <w:rFonts w:hint="eastAsia"/>
+          <w:color w:val="000000" w:themeColor="text1"/>
+        </w:rPr>
+        <w:tab/>
+      </w:r>
+      <w:r>
+        <w:rPr>
+          <w:rFonts w:hint="eastAsia"/>
+          <w:color w:val="000000" w:themeColor="text1"/>
+        </w:rPr>
+        <w:tab/>
+      </w:r>
       <w:r>
         <w:rPr>
           <w:rFonts w:hint="eastAsia"/>
@@ -676,7 +704,7 @@
           <v:shape id="_x0000_i1026" type="#_x0000_t75" style="width:415.15pt;height:324pt" o:ole="">
             <v:imagedata r:id="rId8" o:title=""/>
           </v:shape>
-          <o:OLEObject Type="Embed" ProgID="Visio.Drawing.11" ShapeID="_x0000_i1026" DrawAspect="Content" ObjectID="_1520343268" r:id="rId9"/>
+          <o:OLEObject Type="Embed" ProgID="Visio.Drawing.11" ShapeID="_x0000_i1026" DrawAspect="Content" ObjectID="_1521640833" r:id="rId9"/>
         </w:object>
       </w:r>
     </w:p>
@@ -775,7 +803,7 @@
           <v:shape id="_x0000_i1025" type="#_x0000_t75" style="width:414.7pt;height:318.85pt" o:ole="">
             <v:imagedata r:id="rId10" o:title=""/>
           </v:shape>
-          <o:OLEObject Type="Embed" ProgID="Visio.Drawing.11" ShapeID="_x0000_i1025" DrawAspect="Content" ObjectID="_1520343269" r:id="rId11"/>
+          <o:OLEObject Type="Embed" ProgID="Visio.Drawing.11" ShapeID="_x0000_i1025" DrawAspect="Content" ObjectID="_1521640834" r:id="rId11"/>
         </w:object>
       </w:r>
     </w:p>
@@ -1287,11 +1315,73 @@
       </w:r>
     </w:p>
     <w:p>
-      <w:r>
-        <w:rPr>
-          <w:rFonts w:hint="eastAsia"/>
-        </w:rPr>
-        <w:t>所有从数据库中获取的</w:t>
+      <w:pPr>
+        <w:rPr>
+          <w:rFonts w:hint="eastAsia"/>
+        </w:rPr>
+      </w:pPr>
+      <w:r>
+        <w:rPr>
+          <w:rFonts w:hint="eastAsia"/>
+        </w:rPr>
+        <w:t>在</w:t>
+      </w:r>
+      <w:r>
+        <w:rPr>
+          <w:rFonts w:hint="eastAsia"/>
+        </w:rPr>
+        <w:t>shell</w:t>
+      </w:r>
+      <w:r>
+        <w:rPr>
+          <w:rFonts w:hint="eastAsia"/>
+        </w:rPr>
+        <w:t>上超过</w:t>
+      </w:r>
+      <w:r>
+        <w:rPr>
+          <w:rFonts w:hint="eastAsia"/>
+        </w:rPr>
+        <w:t>js</w:t>
+      </w:r>
+      <w:r>
+        <w:rPr>
+          <w:rFonts w:hint="eastAsia"/>
+        </w:rPr>
+        <w:t>的安全整型范围</w:t>
+      </w:r>
+      <w:r>
+        <w:rPr>
+          <w:rFonts w:hint="eastAsia"/>
+        </w:rPr>
+        <w:t>[</w:t>
+      </w:r>
+      <w:r>
+        <w:t>-9007199254740991</w:t>
+      </w:r>
+      <w:r>
+        <w:rPr>
+          <w:rFonts w:hint="eastAsia"/>
+        </w:rPr>
+        <w:t>,</w:t>
+      </w:r>
+      <w:r>
+        <w:t xml:space="preserve"> </w:t>
+      </w:r>
+      <w:r>
+        <w:t>9007199254740991</w:t>
+      </w:r>
+      <w:r>
+        <w:rPr>
+          <w:rFonts w:hint="eastAsia"/>
+        </w:rPr>
+        <w:t>]</w:t>
+      </w:r>
+      <w:r>
+        <w:rPr>
+          <w:rFonts w:hint="eastAsia"/>
+        </w:rPr>
+        <w:t>的</w:t>
       </w:r>
       <w:r>
         <w:rPr>
@@ -1303,7 +1393,7 @@
         <w:rPr>
           <w:rFonts w:hint="eastAsia"/>
         </w:rPr>
-        <w:t>类型的数值，转为</w:t>
+        <w:t>类型数值，转为</w:t>
       </w:r>
       <w:r>
         <w:rPr>
@@ -1315,7 +1405,7 @@
         <w:rPr>
           <w:rFonts w:hint="eastAsia"/>
         </w:rPr>
-        <w:t>格式时，都会在数值前自动加上</w:t>
+        <w:t>格式时，会在数值前自动加上</w:t>
       </w:r>
       <w:r>
         <w:rPr>
@@ -1380,13 +1470,7 @@
         <w:rPr>
           <w:rFonts w:hint="eastAsia"/>
         </w:rPr>
-        <w:t>--------</w:t>
-      </w:r>
-      <w:r>
-        <w:rPr>
-          <w:rFonts w:hint="eastAsia"/>
-        </w:rPr>
-        <w:t xml:space="preserve">-&gt; Json : </w:t>
+        <w:t xml:space="preserve">Json : </w:t>
       </w:r>
       <w:r>
         <w:rPr>
@@ -1486,13 +1570,13 @@
         <w:rPr>
           <w:rFonts w:hint="eastAsia"/>
         </w:rPr>
-        <w:t>json</w:t>
-      </w:r>
-      <w:r>
-        <w:rPr>
-          <w:rFonts w:hint="eastAsia"/>
-        </w:rPr>
-        <w:t>的兼容：</w:t>
+        <w:t>shell</w:t>
+      </w:r>
+      <w:r>
+        <w:rPr>
+          <w:rFonts w:hint="eastAsia"/>
+        </w:rPr>
+        <w:t>脚本的兼容：</w:t>
       </w:r>
     </w:p>
     <w:p>
@@ -1505,99 +1589,90 @@
         <w:rPr>
           <w:rFonts w:hint="eastAsia"/>
         </w:rPr>
-        <w:t>所有涉及</w:t>
-      </w:r>
-      <w:r>
-        <w:rPr>
-          <w:rFonts w:hint="eastAsia"/>
-        </w:rPr>
-        <w:t>long</w:t>
-      </w:r>
-      <w:r>
-        <w:rPr>
-          <w:rFonts w:hint="eastAsia"/>
-        </w:rPr>
-        <w:t>的数值，转出的</w:t>
-      </w:r>
-      <w:r>
-        <w:rPr>
-          <w:rFonts w:hint="eastAsia"/>
-        </w:rPr>
-        <w:t>Json</w:t>
-      </w:r>
-      <w:r>
-        <w:rPr>
-          <w:rFonts w:hint="eastAsia"/>
-        </w:rPr>
-        <w:t>格式与之前版本不一样，无法给之前版本的导入工具使用，但不影响</w:t>
-      </w:r>
-      <w:r>
-        <w:rPr>
-          <w:rFonts w:hint="eastAsia"/>
-        </w:rPr>
-        <w:t>用新版本工具导入</w:t>
-      </w:r>
-      <w:r>
-        <w:rPr>
-          <w:rFonts w:hint="eastAsia"/>
-        </w:rPr>
-        <w:t>之前版本</w:t>
-      </w:r>
-      <w:r>
-        <w:rPr>
-          <w:rFonts w:hint="eastAsia"/>
-        </w:rPr>
-        <w:t>的</w:t>
-      </w:r>
-      <w:r>
-        <w:rPr>
-          <w:rFonts w:hint="eastAsia"/>
-        </w:rPr>
-        <w:t>Json</w:t>
-      </w:r>
-      <w:r>
-        <w:rPr>
-          <w:rFonts w:hint="eastAsia"/>
-        </w:rPr>
-        <w:t>格式。</w:t>
+        <w:t>兼容之前版本</w:t>
+      </w:r>
+      <w:r>
+        <w:rPr>
+          <w:rFonts w:hint="eastAsia"/>
+        </w:rPr>
+        <w:t>基于调用</w:t>
+      </w:r>
+      <w:r>
+        <w:rPr>
+          <w:rFonts w:hint="eastAsia"/>
+        </w:rPr>
+        <w:t>sdb shell</w:t>
+      </w:r>
+      <w:r>
+        <w:rPr>
+          <w:rFonts w:hint="eastAsia"/>
+        </w:rPr>
+        <w:t>对</w:t>
+      </w:r>
+      <w:r>
+        <w:rPr>
+          <w:rFonts w:hint="eastAsia"/>
+        </w:rPr>
+        <w:t>Long</w:t>
+      </w:r>
+      <w:r>
+        <w:rPr>
+          <w:rFonts w:hint="eastAsia"/>
+        </w:rPr>
+        <w:t>数值返回结果进行比较或算术运算的</w:t>
+      </w:r>
+      <w:r>
+        <w:rPr>
+          <w:rFonts w:hint="eastAsia"/>
+        </w:rPr>
+        <w:t>脚本。</w:t>
       </w:r>
     </w:p>
     <w:p>
       <w:pPr>
         <w:rPr>
           <w:rFonts w:hint="eastAsia"/>
-        </w:rPr>
-      </w:pPr>
-      <w:r>
-        <w:rPr>
-          <w:rFonts w:hint="eastAsia"/>
-        </w:rPr>
-        <w:t>shell</w:t>
-      </w:r>
-      <w:r>
-        <w:rPr>
-          <w:rFonts w:hint="eastAsia"/>
-        </w:rPr>
-        <w:t>脚本的兼容：</w:t>
+          <w:i/>
+        </w:rPr>
+      </w:pPr>
+      <w:r>
+        <w:rPr>
+          <w:rFonts w:hint="eastAsia"/>
+        </w:rPr>
+        <w:t>如在</w:t>
+      </w:r>
+      <w:r>
+        <w:rPr>
+          <w:rFonts w:hint="eastAsia"/>
+        </w:rPr>
+        <w:t>sdb shell</w:t>
+      </w:r>
+      <w:r>
+        <w:rPr>
+          <w:rFonts w:hint="eastAsia"/>
+        </w:rPr>
+        <w:t>中定义</w:t>
+      </w:r>
+      <w:r>
+        <w:rPr>
+          <w:rFonts w:hint="eastAsia"/>
+          <w:i/>
+        </w:rPr>
+        <w:t>var val = { a: { "$numberLong" : "123" }}</w:t>
       </w:r>
     </w:p>
     <w:p>
       <w:pPr>
         <w:rPr>
           <w:rFonts w:hint="eastAsia"/>
-        </w:rPr>
-      </w:pPr>
-      <w:r>
-        <w:rPr>
-          <w:rFonts w:hint="eastAsia"/>
-        </w:rPr>
-        <w:t>兼容之前版本</w:t>
-      </w:r>
-      <w:r>
-        <w:rPr>
-          <w:rFonts w:hint="eastAsia"/>
-        </w:rPr>
-        <w:t>基于调用</w:t>
+          <w:i/>
+        </w:rPr>
+      </w:pPr>
+      <w:r>
+        <w:rPr>
+          <w:rFonts w:hint="eastAsia"/>
+        </w:rPr>
+        <w:t>根据之前的规则，在</w:t>
       </w:r>
       <w:r>
         <w:rPr>
@@ -1609,111 +1684,95 @@
         <w:rPr>
           <w:rFonts w:hint="eastAsia"/>
         </w:rPr>
-        <w:t>对</w:t>
-      </w:r>
-      <w:r>
-        <w:rPr>
-          <w:rFonts w:hint="eastAsia"/>
-        </w:rPr>
-        <w:t>Long</w:t>
-      </w:r>
-      <w:r>
-        <w:rPr>
-          <w:rFonts w:hint="eastAsia"/>
-        </w:rPr>
-        <w:t>数值返回结果进行比较或算术运算的</w:t>
-      </w:r>
-      <w:r>
-        <w:rPr>
-          <w:rFonts w:hint="eastAsia"/>
-        </w:rPr>
-        <w:t>脚本。</w:t>
+        <w:t>使用</w:t>
+      </w:r>
+      <w:r>
+        <w:rPr>
+          <w:rFonts w:hint="eastAsia"/>
+          <w:i/>
+        </w:rPr>
+        <w:t>val.a+1</w:t>
+      </w:r>
+      <w:r>
+        <w:rPr>
+          <w:rFonts w:hint="eastAsia"/>
+        </w:rPr>
+        <w:t>的返回结果为</w:t>
+      </w:r>
+      <w:r>
+        <w:rPr>
+          <w:rFonts w:hint="eastAsia"/>
+          <w:i/>
+        </w:rPr>
+        <w:t>124</w:t>
       </w:r>
     </w:p>
     <w:p>
       <w:pPr>
         <w:rPr>
           <w:rFonts w:hint="eastAsia"/>
-          <w:i/>
-        </w:rPr>
-      </w:pPr>
-      <w:r>
-        <w:rPr>
-          <w:rFonts w:hint="eastAsia"/>
-        </w:rPr>
-        <w:t>如在</w:t>
-      </w:r>
-      <w:r>
-        <w:rPr>
-          <w:rFonts w:hint="eastAsia"/>
-        </w:rPr>
-        <w:t>sdb shell</w:t>
-      </w:r>
-      <w:r>
-        <w:rPr>
-          <w:rFonts w:hint="eastAsia"/>
-        </w:rPr>
-        <w:t>中定义</w:t>
-      </w:r>
-      <w:r>
-        <w:rPr>
-          <w:rFonts w:hint="eastAsia"/>
-          <w:i/>
-        </w:rPr>
-        <w:t>var val = { a: { "$numberLong" : "123" }}</w:t>
-      </w:r>
-    </w:p>
-    <w:p>
-      <w:pPr>
-        <w:rPr>
-          <w:rFonts w:hint="eastAsia"/>
-        </w:rPr>
-      </w:pPr>
-      <w:r>
-        <w:rPr>
-          <w:rFonts w:hint="eastAsia"/>
-        </w:rPr>
-        <w:t>根据之前的规则，在</w:t>
-      </w:r>
-      <w:r>
-        <w:rPr>
-          <w:rFonts w:hint="eastAsia"/>
-        </w:rPr>
-        <w:t>sdb shell</w:t>
-      </w:r>
-      <w:r>
-        <w:rPr>
-          <w:rFonts w:hint="eastAsia"/>
-        </w:rPr>
-        <w:t>使用</w:t>
-      </w:r>
-      <w:r>
-        <w:rPr>
-          <w:rFonts w:hint="eastAsia"/>
-          <w:i/>
-        </w:rPr>
-        <w:t>val.a+1</w:t>
-      </w:r>
-      <w:r>
-        <w:rPr>
-          <w:rFonts w:hint="eastAsia"/>
-        </w:rPr>
-        <w:t>的返回结果为</w:t>
-      </w:r>
-      <w:r>
-        <w:rPr>
-          <w:rFonts w:hint="eastAsia"/>
-          <w:i/>
-        </w:rPr>
-        <w:t>124</w:t>
-      </w:r>
-    </w:p>
-    <w:p>
-      <w:pPr>
-        <w:rPr>
-          <w:rFonts w:hint="eastAsia"/>
-        </w:rPr>
-      </w:pPr>
+        </w:rPr>
+      </w:pPr>
+      <w:r>
+        <w:rPr>
+          <w:rFonts w:hint="eastAsia"/>
+        </w:rPr>
+        <w:t>但</w:t>
+      </w:r>
+      <w:r>
+        <w:rPr>
+          <w:rFonts w:hint="eastAsia"/>
+        </w:rPr>
+        <w:t>需要注意，</w:t>
+      </w:r>
+      <w:r>
+        <w:rPr>
+          <w:rFonts w:hint="eastAsia"/>
+        </w:rPr>
+        <w:t>val.a</w:t>
+      </w:r>
+      <w:r>
+        <w:rPr>
+          <w:rFonts w:hint="eastAsia"/>
+        </w:rPr>
+        <w:t>的</w:t>
+      </w:r>
+      <w:r>
+        <w:rPr>
+          <w:rFonts w:hint="eastAsia"/>
+        </w:rPr>
+        <w:t>JS</w:t>
+      </w:r>
+      <w:r>
+        <w:rPr>
+          <w:rFonts w:hint="eastAsia"/>
+        </w:rPr>
+        <w:t>类型为</w:t>
+      </w:r>
+      <w:r>
+        <w:rPr>
+          <w:rFonts w:hint="eastAsia"/>
+        </w:rPr>
+        <w:t>object</w:t>
+      </w:r>
+      <w:r>
+        <w:rPr>
+          <w:rFonts w:hint="eastAsia"/>
+        </w:rPr>
+        <w:t>，而并非</w:t>
+      </w:r>
+      <w:r>
+        <w:rPr>
+          <w:rFonts w:hint="eastAsia"/>
+        </w:rPr>
+        <w:t>number</w:t>
+      </w:r>
+      <w:r>
+        <w:rPr>
+          <w:rFonts w:hint="eastAsia"/>
+        </w:rPr>
+        <w:t>。</w:t>
+      </w:r>
     </w:p>
     <w:tbl>
       <w:tblPr>
@@ -1723,14 +1782,14 @@
         <w:tblLook w:val="04A0"/>
       </w:tblPr>
       <w:tblGrid>
-        <w:gridCol w:w="2721"/>
-        <w:gridCol w:w="2722"/>
-        <w:gridCol w:w="2722"/>
+        <w:gridCol w:w="2643"/>
+        <w:gridCol w:w="2942"/>
+        <w:gridCol w:w="2580"/>
       </w:tblGrid>
       <w:tr>
         <w:tc>
           <w:tcPr>
-            <w:tcW w:w="2721" w:type="dxa"/>
+            <w:tcW w:w="2643" w:type="dxa"/>
           </w:tcPr>
           <w:p>
             <w:pPr>
@@ -1746,7 +1805,7 @@
         </w:tc>
         <w:tc>
           <w:tcPr>
-            <w:tcW w:w="2722" w:type="dxa"/>
+            <w:tcW w:w="2942" w:type="dxa"/>
           </w:tcPr>
           <w:p>
             <w:pPr>
@@ -1762,7 +1821,7 @@
         </w:tc>
         <w:tc>
           <w:tcPr>
-            <w:tcW w:w="2722" w:type="dxa"/>
+            <w:tcW w:w="2580" w:type="dxa"/>
           </w:tcPr>
           <w:p>
             <w:pPr>
@@ -1780,7 +1839,7 @@
       <w:tr>
         <w:tc>
           <w:tcPr>
-            <w:tcW w:w="2721" w:type="dxa"/>
+            <w:tcW w:w="2643" w:type="dxa"/>
             <w:vMerge w:val="restart"/>
           </w:tcPr>
           <w:p>
@@ -1812,31 +1871,14 @@
         </w:tc>
         <w:tc>
           <w:tcPr>
-            <w:tcW w:w="2722" w:type="dxa"/>
-          </w:tcPr>
-          <w:p>
-            <w:pPr>
-              <w:rPr>
-                <w:rFonts w:hint="eastAsia"/>
-              </w:rPr>
-            </w:pPr>
-            <w:r>
-              <w:rPr>
-                <w:rFonts w:hint="eastAsia"/>
-              </w:rPr>
-              <w:t>旧</w:t>
-            </w:r>
-            <w:r>
-              <w:rPr>
-                <w:rFonts w:hint="eastAsia"/>
-              </w:rPr>
-              <w:t>m</w:t>
-            </w:r>
-            <w:r>
-              <w:rPr>
-                <w:rFonts w:hint="eastAsia"/>
-              </w:rPr>
-              <w:t>ongo</w:t>
+            <w:tcW w:w="2942" w:type="dxa"/>
+          </w:tcPr>
+          <w:p>
+            <w:r>
+              <w:rPr>
+                <w:rFonts w:hint="eastAsia"/>
+              </w:rPr>
+              <w:t>{a:</w:t>
             </w:r>
             <w:r>
               <w:rPr>
@@ -1848,23 +1890,47 @@
               <w:rPr>
                 <w:rFonts w:hint="eastAsia"/>
               </w:rPr>
-              <w:t>json</w:t>
-            </w:r>
-          </w:p>
-        </w:tc>
-        <w:tc>
-          <w:tcPr>
-            <w:tcW w:w="2722" w:type="dxa"/>
-          </w:tcPr>
-          <w:p>
-            <w:pPr>
-              <w:ind w:left="0"/>
-            </w:pPr>
-            <w:r>
-              <w:rPr>
-                <w:rFonts w:hint="eastAsia"/>
-              </w:rPr>
-              <w:t>是</w:t>
+              <w:t>NumberLong(</w:t>
+            </w:r>
+            <w:r>
+              <w:rPr>
+                <w:rFonts w:hint="eastAsia"/>
+              </w:rPr>
+              <w:t>"</w:t>
+            </w:r>
+            <w:r>
+              <w:rPr>
+                <w:rFonts w:hint="eastAsia"/>
+              </w:rPr>
+              <w:t>11111</w:t>
+            </w:r>
+            <w:r>
+              <w:rPr>
+                <w:rFonts w:hint="eastAsia"/>
+              </w:rPr>
+              <w:t>"</w:t>
+            </w:r>
+            <w:r>
+              <w:rPr>
+                <w:rFonts w:hint="eastAsia"/>
+              </w:rPr>
+              <w:t>)}</w:t>
+            </w:r>
+          </w:p>
+        </w:tc>
+        <w:tc>
+          <w:tcPr>
+            <w:tcW w:w="2580" w:type="dxa"/>
+          </w:tcPr>
+          <w:p>
+            <w:pPr>
+              <w:ind w:left="0"/>
+            </w:pPr>
+            <w:r>
+              <w:rPr>
+                <w:rFonts w:hint="eastAsia"/>
+              </w:rPr>
+              <w:t>否</w:t>
             </w:r>
           </w:p>
         </w:tc>
@@ -1872,7 +1938,7 @@
       <w:tr>
         <w:tc>
           <w:tcPr>
-            <w:tcW w:w="2721" w:type="dxa"/>
+            <w:tcW w:w="2643" w:type="dxa"/>
             <w:vMerge/>
           </w:tcPr>
           <w:p>
@@ -1883,41 +1949,35 @@
         </w:tc>
         <w:tc>
           <w:tcPr>
-            <w:tcW w:w="2722" w:type="dxa"/>
-          </w:tcPr>
-          <w:p>
-            <w:pPr>
-              <w:rPr>
-                <w:rFonts w:hint="eastAsia"/>
-              </w:rPr>
-            </w:pPr>
-            <w:r>
-              <w:rPr>
-                <w:rFonts w:hint="eastAsia"/>
-              </w:rPr>
-              <w:t>新</w:t>
-            </w:r>
-            <w:r>
-              <w:rPr>
-                <w:rFonts w:hint="eastAsia"/>
-              </w:rPr>
-              <w:t xml:space="preserve">mongo json </w:t>
-            </w:r>
-          </w:p>
-        </w:tc>
-        <w:tc>
-          <w:tcPr>
-            <w:tcW w:w="2722" w:type="dxa"/>
-          </w:tcPr>
-          <w:p>
-            <w:pPr>
-              <w:ind w:left="0"/>
-            </w:pPr>
-            <w:r>
-              <w:rPr>
-                <w:rFonts w:hint="eastAsia"/>
-              </w:rPr>
-              <w:t>是</w:t>
+            <w:tcW w:w="2942" w:type="dxa"/>
+          </w:tcPr>
+          <w:p>
+            <w:pPr>
+              <w:rPr>
+                <w:rFonts w:hint="eastAsia"/>
+              </w:rPr>
+            </w:pPr>
+            <w:r>
+              <w:rPr>
+                <w:rFonts w:hint="eastAsia"/>
+              </w:rPr>
+              <w:t>{a:NumberLong(11111)}</w:t>
+            </w:r>
+          </w:p>
+        </w:tc>
+        <w:tc>
+          <w:tcPr>
+            <w:tcW w:w="2580" w:type="dxa"/>
+          </w:tcPr>
+          <w:p>
+            <w:pPr>
+              <w:ind w:left="0"/>
+            </w:pPr>
+            <w:r>
+              <w:rPr>
+                <w:rFonts w:hint="eastAsia"/>
+              </w:rPr>
+              <w:t>否</w:t>
             </w:r>
           </w:p>
         </w:tc>
@@ -1925,7 +1985,7 @@
       <w:tr>
         <w:tc>
           <w:tcPr>
-            <w:tcW w:w="2721" w:type="dxa"/>
+            <w:tcW w:w="2643" w:type="dxa"/>
             <w:vMerge/>
           </w:tcPr>
           <w:p>
@@ -1936,37 +1996,20 @@
         </w:tc>
         <w:tc>
           <w:tcPr>
-            <w:tcW w:w="2722" w:type="dxa"/>
-          </w:tcPr>
-          <w:p>
-            <w:pPr>
-              <w:rPr>
-                <w:rFonts w:hint="eastAsia"/>
-              </w:rPr>
-            </w:pPr>
-            <w:r>
-              <w:rPr>
-                <w:rFonts w:hint="eastAsia"/>
-              </w:rPr>
-              <w:t>旧</w:t>
-            </w:r>
-            <w:r>
-              <w:rPr>
-                <w:rFonts w:hint="eastAsia"/>
-              </w:rPr>
-              <w:t>mongo</w:t>
-            </w:r>
-            <w:r>
-              <w:rPr>
-                <w:rFonts w:hint="eastAsia"/>
-              </w:rPr>
-              <w:t xml:space="preserve"> shell</w:t>
-            </w:r>
-          </w:p>
-        </w:tc>
-        <w:tc>
-          <w:tcPr>
-            <w:tcW w:w="2722" w:type="dxa"/>
+            <w:tcW w:w="2942" w:type="dxa"/>
+          </w:tcPr>
+          <w:p>
+            <w:r>
+              <w:rPr>
+                <w:rFonts w:hint="eastAsia"/>
+              </w:rPr>
+              <w:t>{a:11111}</w:t>
+            </w:r>
+          </w:p>
+        </w:tc>
+        <w:tc>
+          <w:tcPr>
+            <w:tcW w:w="2580" w:type="dxa"/>
           </w:tcPr>
           <w:p>
             <w:pPr>
@@ -1984,7 +2027,7 @@
       <w:tr>
         <w:tc>
           <w:tcPr>
-            <w:tcW w:w="2721" w:type="dxa"/>
+            <w:tcW w:w="2643" w:type="dxa"/>
             <w:vMerge/>
           </w:tcPr>
           <w:p>
@@ -1995,47 +2038,35 @@
         </w:tc>
         <w:tc>
           <w:tcPr>
-            <w:tcW w:w="2722" w:type="dxa"/>
-          </w:tcPr>
-          <w:p>
-            <w:pPr>
-              <w:rPr>
-                <w:rFonts w:hint="eastAsia"/>
-              </w:rPr>
-            </w:pPr>
-            <w:r>
-              <w:rPr>
-                <w:rFonts w:hint="eastAsia"/>
-              </w:rPr>
-              <w:t>新</w:t>
-            </w:r>
-            <w:r>
-              <w:rPr>
-                <w:rFonts w:hint="eastAsia"/>
-              </w:rPr>
-              <w:t>mongo</w:t>
-            </w:r>
-            <w:r>
-              <w:rPr>
-                <w:rFonts w:hint="eastAsia"/>
-              </w:rPr>
-              <w:t xml:space="preserve"> shell</w:t>
-            </w:r>
-          </w:p>
-        </w:tc>
-        <w:tc>
-          <w:tcPr>
-            <w:tcW w:w="2722" w:type="dxa"/>
-          </w:tcPr>
-          <w:p>
-            <w:pPr>
-              <w:ind w:left="0"/>
-            </w:pPr>
-            <w:r>
-              <w:rPr>
-                <w:rFonts w:hint="eastAsia"/>
-              </w:rPr>
-              <w:t>否</w:t>
+            <w:tcW w:w="2942" w:type="dxa"/>
+          </w:tcPr>
+          <w:p>
+            <w:pPr>
+              <w:rPr>
+                <w:rFonts w:hint="eastAsia"/>
+              </w:rPr>
+            </w:pPr>
+            <w:r>
+              <w:rPr>
+                <w:rFonts w:hint="eastAsia"/>
+              </w:rPr>
+              <w:t>{a:{$numberLong:"11111"}}</w:t>
+            </w:r>
+          </w:p>
+        </w:tc>
+        <w:tc>
+          <w:tcPr>
+            <w:tcW w:w="2580" w:type="dxa"/>
+          </w:tcPr>
+          <w:p>
+            <w:pPr>
+              <w:ind w:left="0"/>
+            </w:pPr>
+            <w:r>
+              <w:rPr>
+                <w:rFonts w:hint="eastAsia"/>
+              </w:rPr>
+              <w:t>是</w:t>
             </w:r>
           </w:p>
         </w:tc>
@@ -2043,48 +2074,77 @@
       <w:tr>
         <w:tc>
           <w:tcPr>
-            <w:tcW w:w="2721" w:type="dxa"/>
-            <w:vMerge/>
-          </w:tcPr>
-          <w:p>
-            <w:pPr>
-              <w:ind w:left="0"/>
-            </w:pPr>
-          </w:p>
-        </w:tc>
-        <w:tc>
-          <w:tcPr>
-            <w:tcW w:w="2722" w:type="dxa"/>
-          </w:tcPr>
-          <w:p>
-            <w:pPr>
-              <w:rPr>
-                <w:rFonts w:hint="eastAsia"/>
-              </w:rPr>
-            </w:pPr>
-            <w:r>
-              <w:rPr>
-                <w:rFonts w:hint="eastAsia"/>
-              </w:rPr>
-              <w:t>旧</w:t>
-            </w:r>
-            <w:r>
-              <w:rPr>
-                <w:rFonts w:hint="eastAsia"/>
-              </w:rPr>
-              <w:t>sdb</w:t>
-            </w:r>
-            <w:r>
-              <w:rPr>
-                <w:rFonts w:hint="eastAsia"/>
-              </w:rPr>
-              <w:t xml:space="preserve"> json</w:t>
-            </w:r>
-          </w:p>
-        </w:tc>
-        <w:tc>
-          <w:tcPr>
-            <w:tcW w:w="2722" w:type="dxa"/>
+            <w:tcW w:w="2643" w:type="dxa"/>
+            <w:vMerge w:val="restart"/>
+          </w:tcPr>
+          <w:p>
+            <w:pPr>
+              <w:ind w:left="0"/>
+            </w:pPr>
+            <w:r>
+              <w:lastRenderedPageBreak/>
+              <w:t>S</w:t>
+            </w:r>
+            <w:r>
+              <w:rPr>
+                <w:rFonts w:hint="eastAsia"/>
+              </w:rPr>
+              <w:t>hell</w:t>
+            </w:r>
+          </w:p>
+        </w:tc>
+        <w:tc>
+          <w:tcPr>
+            <w:tcW w:w="2942" w:type="dxa"/>
+          </w:tcPr>
+          <w:p>
+            <w:r>
+              <w:rPr>
+                <w:rFonts w:hint="eastAsia"/>
+              </w:rPr>
+              <w:t>{a:</w:t>
+            </w:r>
+            <w:r>
+              <w:rPr>
+                <w:rFonts w:hint="eastAsia"/>
+              </w:rPr>
+              <w:t xml:space="preserve"> </w:t>
+            </w:r>
+            <w:r>
+              <w:rPr>
+                <w:rFonts w:hint="eastAsia"/>
+              </w:rPr>
+              <w:t>NumberLong(</w:t>
+            </w:r>
+            <w:r>
+              <w:rPr>
+                <w:rFonts w:hint="eastAsia"/>
+              </w:rPr>
+              <w:t>"</w:t>
+            </w:r>
+            <w:r>
+              <w:rPr>
+                <w:rFonts w:hint="eastAsia"/>
+              </w:rPr>
+              <w:t>11111</w:t>
+            </w:r>
+            <w:r>
+              <w:rPr>
+                <w:rFonts w:hint="eastAsia"/>
+              </w:rPr>
+              <w:t>"</w:t>
+            </w:r>
+            <w:r>
+              <w:rPr>
+                <w:rFonts w:hint="eastAsia"/>
+              </w:rPr>
+              <w:t>)}</w:t>
+            </w:r>
+          </w:p>
+        </w:tc>
+        <w:tc>
+          <w:tcPr>
+            <w:tcW w:w="2580" w:type="dxa"/>
           </w:tcPr>
           <w:p>
             <w:pPr>
@@ -2102,7 +2162,7 @@
       <w:tr>
         <w:tc>
           <w:tcPr>
-            <w:tcW w:w="2721" w:type="dxa"/>
+            <w:tcW w:w="2643" w:type="dxa"/>
             <w:vMerge/>
           </w:tcPr>
           <w:p>
@@ -2113,43 +2173,25 @@
         </w:tc>
         <w:tc>
           <w:tcPr>
-            <w:tcW w:w="2722" w:type="dxa"/>
-          </w:tcPr>
-          <w:p>
-            <w:pPr>
-              <w:rPr>
-                <w:rFonts w:hint="eastAsia"/>
-              </w:rPr>
-            </w:pPr>
-            <w:r>
-              <w:rPr>
-                <w:rFonts w:hint="eastAsia"/>
-              </w:rPr>
-              <w:t>新</w:t>
-            </w:r>
-            <w:r>
-              <w:rPr>
-                <w:rFonts w:hint="eastAsia"/>
-              </w:rPr>
-              <w:t>s</w:t>
-            </w:r>
-            <w:r>
-              <w:rPr>
-                <w:rFonts w:hint="eastAsia"/>
-              </w:rPr>
-              <w:t>db</w:t>
-            </w:r>
-            <w:r>
-              <w:rPr>
-                <w:rFonts w:hint="eastAsia"/>
-              </w:rPr>
-              <w:t xml:space="preserve"> json</w:t>
-            </w:r>
-          </w:p>
-        </w:tc>
-        <w:tc>
-          <w:tcPr>
-            <w:tcW w:w="2722" w:type="dxa"/>
+            <w:tcW w:w="2942" w:type="dxa"/>
+          </w:tcPr>
+          <w:p>
+            <w:pPr>
+              <w:rPr>
+                <w:rFonts w:hint="eastAsia"/>
+              </w:rPr>
+            </w:pPr>
+            <w:r>
+              <w:rPr>
+                <w:rFonts w:hint="eastAsia"/>
+              </w:rPr>
+              <w:t>{a:NumberLong(11111)}</w:t>
+            </w:r>
+          </w:p>
+        </w:tc>
+        <w:tc>
+          <w:tcPr>
+            <w:tcW w:w="2580" w:type="dxa"/>
           </w:tcPr>
           <w:p>
             <w:pPr>
@@ -2167,69 +2209,31 @@
       <w:tr>
         <w:tc>
           <w:tcPr>
-            <w:tcW w:w="2721" w:type="dxa"/>
-            <w:vMerge w:val="restart"/>
-          </w:tcPr>
-          <w:p>
-            <w:pPr>
-              <w:ind w:left="0"/>
-            </w:pPr>
-            <w:r>
-              <w:t>S</w:t>
-            </w:r>
-            <w:r>
-              <w:rPr>
-                <w:rFonts w:hint="eastAsia"/>
-              </w:rPr>
-              <w:t>hell</w:t>
-            </w:r>
-          </w:p>
-        </w:tc>
-        <w:tc>
-          <w:tcPr>
-            <w:tcW w:w="2722" w:type="dxa"/>
-          </w:tcPr>
-          <w:p>
-            <w:pPr>
-              <w:rPr>
-                <w:rFonts w:hint="eastAsia"/>
-              </w:rPr>
-            </w:pPr>
-            <w:r>
-              <w:rPr>
-                <w:rFonts w:hint="eastAsia"/>
-              </w:rPr>
-              <w:t>旧</w:t>
-            </w:r>
-            <w:r>
-              <w:rPr>
-                <w:rFonts w:hint="eastAsia"/>
-              </w:rPr>
-              <w:t>m</w:t>
-            </w:r>
-            <w:r>
-              <w:rPr>
-                <w:rFonts w:hint="eastAsia"/>
-              </w:rPr>
-              <w:t>ongo</w:t>
-            </w:r>
-            <w:r>
-              <w:rPr>
-                <w:rFonts w:hint="eastAsia"/>
-              </w:rPr>
-              <w:t xml:space="preserve"> </w:t>
-            </w:r>
-            <w:r>
-              <w:rPr>
-                <w:rFonts w:hint="eastAsia"/>
-              </w:rPr>
-              <w:t>json</w:t>
-            </w:r>
-          </w:p>
-        </w:tc>
-        <w:tc>
-          <w:tcPr>
-            <w:tcW w:w="2722" w:type="dxa"/>
+            <w:tcW w:w="2643" w:type="dxa"/>
+            <w:vMerge/>
+          </w:tcPr>
+          <w:p>
+            <w:pPr>
+              <w:ind w:left="0"/>
+            </w:pPr>
+          </w:p>
+        </w:tc>
+        <w:tc>
+          <w:tcPr>
+            <w:tcW w:w="2942" w:type="dxa"/>
+          </w:tcPr>
+          <w:p>
+            <w:r>
+              <w:rPr>
+                <w:rFonts w:hint="eastAsia"/>
+              </w:rPr>
+              <w:t>{a:11111}</w:t>
+            </w:r>
+          </w:p>
+        </w:tc>
+        <w:tc>
+          <w:tcPr>
+            <w:tcW w:w="2580" w:type="dxa"/>
           </w:tcPr>
           <w:p>
             <w:pPr>
@@ -2247,7 +2251,7 @@
       <w:tr>
         <w:tc>
           <w:tcPr>
-            <w:tcW w:w="2721" w:type="dxa"/>
+            <w:tcW w:w="2643" w:type="dxa"/>
             <w:vMerge/>
           </w:tcPr>
           <w:p>
@@ -2258,273 +2262,25 @@
         </w:tc>
         <w:tc>
           <w:tcPr>
-            <w:tcW w:w="2722" w:type="dxa"/>
-          </w:tcPr>
-          <w:p>
-            <w:pPr>
-              <w:rPr>
-                <w:rFonts w:hint="eastAsia"/>
-              </w:rPr>
-            </w:pPr>
-            <w:r>
-              <w:rPr>
-                <w:rFonts w:hint="eastAsia"/>
-              </w:rPr>
-              <w:t>新</w:t>
-            </w:r>
-            <w:r>
-              <w:rPr>
-                <w:rFonts w:hint="eastAsia"/>
-              </w:rPr>
-              <w:t xml:space="preserve">mongo json </w:t>
-            </w:r>
-          </w:p>
-        </w:tc>
-        <w:tc>
-          <w:tcPr>
-            <w:tcW w:w="2722" w:type="dxa"/>
-          </w:tcPr>
-          <w:p>
-            <w:pPr>
-              <w:ind w:left="0"/>
-            </w:pPr>
-            <w:r>
-              <w:rPr>
-                <w:rFonts w:hint="eastAsia"/>
-              </w:rPr>
-              <w:t>是</w:t>
-            </w:r>
-          </w:p>
-        </w:tc>
-      </w:tr>
-      <w:tr>
-        <w:tc>
-          <w:tcPr>
-            <w:tcW w:w="2721" w:type="dxa"/>
-            <w:vMerge/>
-          </w:tcPr>
-          <w:p>
-            <w:pPr>
-              <w:ind w:left="0"/>
-            </w:pPr>
-          </w:p>
-        </w:tc>
-        <w:tc>
-          <w:tcPr>
-            <w:tcW w:w="2722" w:type="dxa"/>
-          </w:tcPr>
-          <w:p>
-            <w:pPr>
-              <w:rPr>
-                <w:rFonts w:hint="eastAsia"/>
-              </w:rPr>
-            </w:pPr>
-            <w:r>
-              <w:rPr>
-                <w:rFonts w:hint="eastAsia"/>
-              </w:rPr>
-              <w:t>旧</w:t>
-            </w:r>
-            <w:r>
-              <w:rPr>
-                <w:rFonts w:hint="eastAsia"/>
-              </w:rPr>
-              <w:t>mongo</w:t>
-            </w:r>
-            <w:r>
-              <w:rPr>
-                <w:rFonts w:hint="eastAsia"/>
-              </w:rPr>
-              <w:t xml:space="preserve"> shell</w:t>
-            </w:r>
-          </w:p>
-        </w:tc>
-        <w:tc>
-          <w:tcPr>
-            <w:tcW w:w="2722" w:type="dxa"/>
-          </w:tcPr>
-          <w:p>
-            <w:pPr>
-              <w:ind w:left="0"/>
-            </w:pPr>
-            <w:r>
-              <w:rPr>
-                <w:rFonts w:hint="eastAsia"/>
-              </w:rPr>
-              <w:t>是</w:t>
-            </w:r>
-          </w:p>
-        </w:tc>
-      </w:tr>
-      <w:tr>
-        <w:tc>
-          <w:tcPr>
-            <w:tcW w:w="2721" w:type="dxa"/>
-            <w:vMerge/>
-          </w:tcPr>
-          <w:p>
-            <w:pPr>
-              <w:ind w:left="0"/>
-            </w:pPr>
-          </w:p>
-        </w:tc>
-        <w:tc>
-          <w:tcPr>
-            <w:tcW w:w="2722" w:type="dxa"/>
-          </w:tcPr>
-          <w:p>
-            <w:pPr>
-              <w:rPr>
-                <w:rFonts w:hint="eastAsia"/>
-              </w:rPr>
-            </w:pPr>
-            <w:r>
-              <w:rPr>
-                <w:rFonts w:hint="eastAsia"/>
-              </w:rPr>
-              <w:t>新</w:t>
-            </w:r>
-            <w:r>
-              <w:rPr>
-                <w:rFonts w:hint="eastAsia"/>
-              </w:rPr>
-              <w:t>mongo</w:t>
-            </w:r>
-            <w:r>
-              <w:rPr>
-                <w:rFonts w:hint="eastAsia"/>
-              </w:rPr>
-              <w:t xml:space="preserve"> shell</w:t>
-            </w:r>
-          </w:p>
-        </w:tc>
-        <w:tc>
-          <w:tcPr>
-            <w:tcW w:w="2722" w:type="dxa"/>
-          </w:tcPr>
-          <w:p>
-            <w:pPr>
-              <w:ind w:left="0"/>
-            </w:pPr>
-            <w:r>
-              <w:rPr>
-                <w:rFonts w:hint="eastAsia"/>
-              </w:rPr>
-              <w:t>是</w:t>
-            </w:r>
-          </w:p>
-        </w:tc>
-      </w:tr>
-      <w:tr>
-        <w:tc>
-          <w:tcPr>
-            <w:tcW w:w="2721" w:type="dxa"/>
-            <w:vMerge/>
-          </w:tcPr>
-          <w:p>
-            <w:pPr>
-              <w:ind w:left="0"/>
-            </w:pPr>
-          </w:p>
-        </w:tc>
-        <w:tc>
-          <w:tcPr>
-            <w:tcW w:w="2722" w:type="dxa"/>
-          </w:tcPr>
-          <w:p>
-            <w:pPr>
-              <w:rPr>
-                <w:rFonts w:hint="eastAsia"/>
-              </w:rPr>
-            </w:pPr>
-            <w:r>
-              <w:rPr>
-                <w:rFonts w:hint="eastAsia"/>
-              </w:rPr>
-              <w:t>旧</w:t>
-            </w:r>
-            <w:r>
-              <w:rPr>
-                <w:rFonts w:hint="eastAsia"/>
-              </w:rPr>
-              <w:t>sdb</w:t>
-            </w:r>
-            <w:r>
-              <w:rPr>
-                <w:rFonts w:hint="eastAsia"/>
-              </w:rPr>
-              <w:t xml:space="preserve"> json</w:t>
-            </w:r>
-          </w:p>
-        </w:tc>
-        <w:tc>
-          <w:tcPr>
-            <w:tcW w:w="2722" w:type="dxa"/>
-          </w:tcPr>
-          <w:p>
-            <w:pPr>
-              <w:ind w:left="0"/>
-            </w:pPr>
-            <w:r>
-              <w:rPr>
-                <w:rFonts w:hint="eastAsia"/>
-              </w:rPr>
-              <w:t>是</w:t>
-            </w:r>
-          </w:p>
-        </w:tc>
-      </w:tr>
-      <w:tr>
-        <w:tc>
-          <w:tcPr>
-            <w:tcW w:w="2721" w:type="dxa"/>
-            <w:vMerge/>
-          </w:tcPr>
-          <w:p>
-            <w:pPr>
-              <w:ind w:left="0"/>
-            </w:pPr>
-          </w:p>
-        </w:tc>
-        <w:tc>
-          <w:tcPr>
-            <w:tcW w:w="2722" w:type="dxa"/>
-          </w:tcPr>
-          <w:p>
-            <w:pPr>
-              <w:rPr>
-                <w:rFonts w:hint="eastAsia"/>
-              </w:rPr>
-            </w:pPr>
-            <w:r>
-              <w:rPr>
-                <w:rFonts w:hint="eastAsia"/>
-              </w:rPr>
-              <w:t>新</w:t>
-            </w:r>
-            <w:r>
-              <w:rPr>
-                <w:rFonts w:hint="eastAsia"/>
-              </w:rPr>
-              <w:t>s</w:t>
-            </w:r>
-            <w:r>
-              <w:rPr>
-                <w:rFonts w:hint="eastAsia"/>
-              </w:rPr>
-              <w:t>db</w:t>
-            </w:r>
-            <w:r>
-              <w:rPr>
-                <w:rFonts w:hint="eastAsia"/>
-              </w:rPr>
-              <w:t xml:space="preserve"> json</w:t>
-            </w:r>
-          </w:p>
-        </w:tc>
-        <w:tc>
-          <w:tcPr>
-            <w:tcW w:w="2722" w:type="dxa"/>
+            <w:tcW w:w="2942" w:type="dxa"/>
+          </w:tcPr>
+          <w:p>
+            <w:pPr>
+              <w:rPr>
+                <w:rFonts w:hint="eastAsia"/>
+              </w:rPr>
+            </w:pPr>
+            <w:r>
+              <w:rPr>
+                <w:rFonts w:hint="eastAsia"/>
+              </w:rPr>
+              <w:t>{a:{$numberLong:"11111"}}</w:t>
+            </w:r>
+          </w:p>
+        </w:tc>
+        <w:tc>
+          <w:tcPr>
+            <w:tcW w:w="2580" w:type="dxa"/>
           </w:tcPr>
           <w:p>
             <w:pPr>
@@ -2542,10 +2298,20 @@
     </w:tbl>
     <w:p>
       <w:pPr>
-        <w:rPr>
-          <w:rFonts w:hint="eastAsia"/>
-        </w:rPr>
-      </w:pPr>
+        <w:pStyle w:val="Heading3"/>
+      </w:pPr>
+      <w:r>
+        <w:rPr>
+          <w:rFonts w:hint="eastAsia"/>
+        </w:rPr>
+        <w:t>异常</w:t>
+      </w:r>
+      <w:r>
+        <w:rPr>
+          <w:rFonts w:hint="eastAsia"/>
+        </w:rPr>
+        <w:t>处理</w:t>
+      </w:r>
     </w:p>
     <w:tbl>
       <w:tblPr>
@@ -2555,409 +2321,8 @@
         <w:tblLook w:val="04A0"/>
       </w:tblPr>
       <w:tblGrid>
-        <w:gridCol w:w="2510"/>
-        <w:gridCol w:w="3657"/>
-      </w:tblGrid>
-      <w:tr>
-        <w:tc>
-          <w:tcPr>
-            <w:tcW w:w="2510" w:type="dxa"/>
-          </w:tcPr>
-          <w:p>
-            <w:pPr>
-              <w:ind w:left="0"/>
-            </w:pPr>
-            <w:r>
-              <w:rPr>
-                <w:rFonts w:hint="eastAsia"/>
-              </w:rPr>
-              <w:t>输入</w:t>
-            </w:r>
-          </w:p>
-        </w:tc>
-        <w:tc>
-          <w:tcPr>
-            <w:tcW w:w="3657" w:type="dxa"/>
-          </w:tcPr>
-          <w:p>
-            <w:pPr>
-              <w:ind w:left="0"/>
-            </w:pPr>
-            <w:r>
-              <w:rPr>
-                <w:rFonts w:hint="eastAsia"/>
-              </w:rPr>
-              <w:t>例子</w:t>
-            </w:r>
-          </w:p>
-        </w:tc>
-      </w:tr>
-      <w:tr>
-        <w:tc>
-          <w:tcPr>
-            <w:tcW w:w="2510" w:type="dxa"/>
-          </w:tcPr>
-          <w:p>
-            <w:pPr>
-              <w:rPr>
-                <w:rFonts w:hint="eastAsia"/>
-              </w:rPr>
-            </w:pPr>
-            <w:r>
-              <w:rPr>
-                <w:rFonts w:hint="eastAsia"/>
-              </w:rPr>
-              <w:t>旧</w:t>
-            </w:r>
-            <w:r>
-              <w:rPr>
-                <w:rFonts w:hint="eastAsia"/>
-              </w:rPr>
-              <w:t>m</w:t>
-            </w:r>
-            <w:r>
-              <w:rPr>
-                <w:rFonts w:hint="eastAsia"/>
-              </w:rPr>
-              <w:t>ongo</w:t>
-            </w:r>
-            <w:r>
-              <w:rPr>
-                <w:rFonts w:hint="eastAsia"/>
-              </w:rPr>
-              <w:t xml:space="preserve"> </w:t>
-            </w:r>
-            <w:r>
-              <w:rPr>
-                <w:rFonts w:hint="eastAsia"/>
-              </w:rPr>
-              <w:t>json</w:t>
-            </w:r>
-          </w:p>
-        </w:tc>
-        <w:tc>
-          <w:tcPr>
-            <w:tcW w:w="3657" w:type="dxa"/>
-          </w:tcPr>
-          <w:p>
-            <w:pPr>
-              <w:ind w:left="0"/>
-            </w:pPr>
-            <w:r>
-              <w:rPr>
-                <w:rFonts w:hint="eastAsia"/>
-              </w:rPr>
-              <w:t>{a:11111}</w:t>
-            </w:r>
-          </w:p>
-        </w:tc>
-      </w:tr>
-      <w:tr>
-        <w:tc>
-          <w:tcPr>
-            <w:tcW w:w="2510" w:type="dxa"/>
-          </w:tcPr>
-          <w:p>
-            <w:pPr>
-              <w:rPr>
-                <w:rFonts w:hint="eastAsia"/>
-              </w:rPr>
-            </w:pPr>
-            <w:r>
-              <w:rPr>
-                <w:rFonts w:hint="eastAsia"/>
-              </w:rPr>
-              <w:t>新</w:t>
-            </w:r>
-            <w:r>
-              <w:rPr>
-                <w:rFonts w:hint="eastAsia"/>
-              </w:rPr>
-              <w:t xml:space="preserve">mongo json </w:t>
-            </w:r>
-          </w:p>
-        </w:tc>
-        <w:tc>
-          <w:tcPr>
-            <w:tcW w:w="3657" w:type="dxa"/>
-          </w:tcPr>
-          <w:p>
-            <w:pPr>
-              <w:ind w:left="0"/>
-            </w:pPr>
-            <w:r>
-              <w:rPr>
-                <w:rFonts w:hint="eastAsia"/>
-              </w:rPr>
-              <w:t>{a:{$numberLong:"11111"}}</w:t>
-            </w:r>
-          </w:p>
-        </w:tc>
-      </w:tr>
-      <w:tr>
-        <w:tc>
-          <w:tcPr>
-            <w:tcW w:w="2510" w:type="dxa"/>
-          </w:tcPr>
-          <w:p>
-            <w:pPr>
-              <w:rPr>
-                <w:rFonts w:hint="eastAsia"/>
-              </w:rPr>
-            </w:pPr>
-            <w:r>
-              <w:rPr>
-                <w:rFonts w:hint="eastAsia"/>
-              </w:rPr>
-              <w:t>旧</w:t>
-            </w:r>
-            <w:r>
-              <w:rPr>
-                <w:rFonts w:hint="eastAsia"/>
-              </w:rPr>
-              <w:t>mongo</w:t>
-            </w:r>
-            <w:r>
-              <w:rPr>
-                <w:rFonts w:hint="eastAsia"/>
-              </w:rPr>
-              <w:t xml:space="preserve"> shell</w:t>
-            </w:r>
-          </w:p>
-        </w:tc>
-        <w:tc>
-          <w:tcPr>
-            <w:tcW w:w="3657" w:type="dxa"/>
-          </w:tcPr>
-          <w:p>
-            <w:pPr>
-              <w:ind w:left="0"/>
-            </w:pPr>
-            <w:r>
-              <w:rPr>
-                <w:rFonts w:hint="eastAsia"/>
-              </w:rPr>
-              <w:t>{a:11111}</w:t>
-            </w:r>
-          </w:p>
-        </w:tc>
-      </w:tr>
-      <w:tr>
-        <w:tc>
-          <w:tcPr>
-            <w:tcW w:w="2510" w:type="dxa"/>
-          </w:tcPr>
-          <w:p>
-            <w:pPr>
-              <w:rPr>
-                <w:rFonts w:hint="eastAsia"/>
-              </w:rPr>
-            </w:pPr>
-            <w:r>
-              <w:rPr>
-                <w:rFonts w:hint="eastAsia"/>
-              </w:rPr>
-              <w:t>新</w:t>
-            </w:r>
-            <w:r>
-              <w:rPr>
-                <w:rFonts w:hint="eastAsia"/>
-              </w:rPr>
-              <w:t>mongo</w:t>
-            </w:r>
-            <w:r>
-              <w:rPr>
-                <w:rFonts w:hint="eastAsia"/>
-              </w:rPr>
-              <w:t xml:space="preserve"> shell</w:t>
-            </w:r>
-          </w:p>
-        </w:tc>
-        <w:tc>
-          <w:tcPr>
-            <w:tcW w:w="3657" w:type="dxa"/>
-          </w:tcPr>
-          <w:p>
-            <w:pPr>
-              <w:ind w:left="0"/>
-              <w:rPr>
-                <w:rFonts w:hint="eastAsia"/>
-              </w:rPr>
-            </w:pPr>
-            <w:r>
-              <w:rPr>
-                <w:rFonts w:hint="eastAsia"/>
-              </w:rPr>
-              <w:t>{a:NumberLong(11111)}</w:t>
-            </w:r>
-          </w:p>
-          <w:p>
-            <w:pPr>
-              <w:ind w:left="0"/>
-            </w:pPr>
-            <w:r>
-              <w:rPr>
-                <w:rFonts w:hint="eastAsia"/>
-              </w:rPr>
-              <w:t>{a:NumberLong("1111111111111")}</w:t>
-            </w:r>
-          </w:p>
-        </w:tc>
-      </w:tr>
-      <w:tr>
-        <w:tc>
-          <w:tcPr>
-            <w:tcW w:w="2510" w:type="dxa"/>
-          </w:tcPr>
-          <w:p>
-            <w:pPr>
-              <w:rPr>
-                <w:rFonts w:hint="eastAsia"/>
-              </w:rPr>
-            </w:pPr>
-            <w:r>
-              <w:rPr>
-                <w:rFonts w:hint="eastAsia"/>
-              </w:rPr>
-              <w:t>旧</w:t>
-            </w:r>
-            <w:r>
-              <w:rPr>
-                <w:rFonts w:hint="eastAsia"/>
-              </w:rPr>
-              <w:t>sdb</w:t>
-            </w:r>
-            <w:r>
-              <w:rPr>
-                <w:rFonts w:hint="eastAsia"/>
-              </w:rPr>
-              <w:t xml:space="preserve"> json</w:t>
-            </w:r>
-          </w:p>
-        </w:tc>
-        <w:tc>
-          <w:tcPr>
-            <w:tcW w:w="3657" w:type="dxa"/>
-          </w:tcPr>
-          <w:p>
-            <w:pPr>
-              <w:ind w:left="0"/>
-            </w:pPr>
-            <w:r>
-              <w:rPr>
-                <w:rFonts w:hint="eastAsia"/>
-              </w:rPr>
-              <w:t>{a:11111}</w:t>
-            </w:r>
-          </w:p>
-        </w:tc>
-      </w:tr>
-      <w:tr>
-        <w:tc>
-          <w:tcPr>
-            <w:tcW w:w="2510" w:type="dxa"/>
-          </w:tcPr>
-          <w:p>
-            <w:pPr>
-              <w:rPr>
-                <w:rFonts w:hint="eastAsia"/>
-              </w:rPr>
-            </w:pPr>
-            <w:r>
-              <w:rPr>
-                <w:rFonts w:hint="eastAsia"/>
-              </w:rPr>
-              <w:t>新</w:t>
-            </w:r>
-            <w:r>
-              <w:rPr>
-                <w:rFonts w:hint="eastAsia"/>
-              </w:rPr>
-              <w:t>s</w:t>
-            </w:r>
-            <w:r>
-              <w:rPr>
-                <w:rFonts w:hint="eastAsia"/>
-              </w:rPr>
-              <w:t>db</w:t>
-            </w:r>
-            <w:r>
-              <w:rPr>
-                <w:rFonts w:hint="eastAsia"/>
-              </w:rPr>
-              <w:t xml:space="preserve"> json</w:t>
-            </w:r>
-          </w:p>
-        </w:tc>
-        <w:tc>
-          <w:tcPr>
-            <w:tcW w:w="3657" w:type="dxa"/>
-          </w:tcPr>
-          <w:p>
-            <w:pPr>
-              <w:ind w:left="0"/>
-            </w:pPr>
-            <w:r>
-              <w:rPr>
-                <w:rFonts w:hint="eastAsia"/>
-              </w:rPr>
-              <w:t>{a:{$numberLong:</w:t>
-            </w:r>
-            <w:r>
-              <w:rPr>
-                <w:rFonts w:hint="eastAsia"/>
-              </w:rPr>
-              <w:t>"</w:t>
-            </w:r>
-            <w:r>
-              <w:rPr>
-                <w:rFonts w:hint="eastAsia"/>
-              </w:rPr>
-              <w:t>11111</w:t>
-            </w:r>
-            <w:r>
-              <w:rPr>
-                <w:rFonts w:hint="eastAsia"/>
-              </w:rPr>
-              <w:t>"</w:t>
-            </w:r>
-            <w:r>
-              <w:rPr>
-                <w:rFonts w:hint="eastAsia"/>
-              </w:rPr>
-              <w:t>}}</w:t>
-            </w:r>
-          </w:p>
-        </w:tc>
-      </w:tr>
-    </w:tbl>
-    <w:p>
-      <w:pPr>
-        <w:pStyle w:val="Heading3"/>
-      </w:pPr>
-      <w:r>
-        <w:rPr>
-          <w:rFonts w:hint="eastAsia"/>
-        </w:rPr>
-        <w:t>异常</w:t>
-      </w:r>
-      <w:r>
-        <w:rPr>
-          <w:rFonts w:hint="eastAsia"/>
-        </w:rPr>
-        <w:t>处理</w:t>
-      </w:r>
-    </w:p>
-    <w:tbl>
-      <w:tblPr>
-        <w:tblStyle w:val="TableGrid"/>
-        <w:tblW w:w="0" w:type="auto"/>
-        <w:tblInd w:w="357" w:type="dxa"/>
-        <w:tblLook w:val="04A0"/>
-      </w:tblPr>
-      <w:tblGrid>
-        <w:gridCol w:w="2870"/>
-        <w:gridCol w:w="883"/>
+        <w:gridCol w:w="2577"/>
+        <w:gridCol w:w="1176"/>
         <w:gridCol w:w="4412"/>
       </w:tblGrid>
       <w:tr>
@@ -3218,7 +2583,15 @@
                 <w:sz w:val="24"/>
                 <w:szCs w:val="24"/>
               </w:rPr>
-              <w:t>报错</w:t>
+              <w:t>截断</w:t>
+            </w:r>
+            <w:r>
+              <w:rPr>
+                <w:rFonts w:asciiTheme="minorEastAsia" w:hAnsiTheme="minorEastAsia" w:hint="eastAsia"/>
+                <w:sz w:val="24"/>
+                <w:szCs w:val="24"/>
+              </w:rPr>
+              <w:t>(java/c#驱动报错)</w:t>
             </w:r>
           </w:p>
         </w:tc>
@@ -3471,6 +2844,12 @@
         <w:rPr>
           <w:rFonts w:hint="eastAsia"/>
         </w:rPr>
+        <w:t>在目录：“</w:t>
+      </w:r>
+      <w:r>
+        <w:rPr>
+          <w:rFonts w:hint="eastAsia"/>
+        </w:rPr>
         <w:t>参考手册</w:t>
       </w:r>
       <w:r>
@@ -3502,29 +2881,39 @@
           <w:rFonts w:hint="eastAsia"/>
         </w:rPr>
         <w:t>-&gt;NumberLong</w:t>
+      </w:r>
+      <w:r>
+        <w:rPr>
+          <w:rFonts w:hint="eastAsia"/>
+        </w:rPr>
+        <w:t>”中</w:t>
+      </w:r>
+      <w:r>
+        <w:rPr>
+          <w:rFonts w:hint="eastAsia"/>
+        </w:rPr>
+        <w:t>补充</w:t>
+      </w:r>
+      <w:r>
+        <w:rPr>
+          <w:rFonts w:hint="eastAsia"/>
+        </w:rPr>
+        <w:t>相关</w:t>
+      </w:r>
+      <w:r>
+        <w:rPr>
+          <w:rFonts w:hint="eastAsia"/>
+        </w:rPr>
+        <w:t>Json</w:t>
+      </w:r>
+      <w:r>
+        <w:rPr>
+          <w:rFonts w:hint="eastAsia"/>
+        </w:rPr>
+        <w:t>格式说明</w:t>
       </w:r>
     </w:p>
     <w:p>
-      <w:r>
-        <w:rPr>
-          <w:rFonts w:hint="eastAsia"/>
-        </w:rPr>
-        <w:t>补充</w:t>
-      </w:r>
-      <w:r>
-        <w:rPr>
-          <w:rFonts w:hint="eastAsia"/>
-        </w:rPr>
-        <w:t>Json</w:t>
-      </w:r>
-      <w:r>
-        <w:rPr>
-          <w:rFonts w:hint="eastAsia"/>
-        </w:rPr>
-        <w:t>格式说明</w:t>
-      </w:r>
-    </w:p>
-    <w:p>
       <w:pPr>
         <w:pStyle w:val="Heading2"/>
       </w:pPr>
@@ -3532,7 +2921,6 @@
         <w:rPr>
           <w:rFonts w:hint="eastAsia"/>
         </w:rPr>
-        <w:lastRenderedPageBreak/>
         <w:t>遗留问题</w:t>
       </w:r>
     </w:p>
@@ -3844,6 +3232,7 @@
                 <w:rFonts w:hint="eastAsia"/>
                 <w:b/>
               </w:rPr>
+              <w:lastRenderedPageBreak/>
               <w:t>用例编号</w:t>
             </w:r>
           </w:p>
@@ -4778,14 +4167,7 @@
               <w:rPr>
                 <w:rFonts w:hint="eastAsia"/>
               </w:rPr>
-              <w:t>驱动查询</w:t>
-            </w:r>
-            <w:r>
-              <w:rPr>
-                <w:rFonts w:hint="eastAsia"/>
-              </w:rPr>
-              <w:lastRenderedPageBreak/>
-              <w:t>数据是否写入成功</w:t>
+              <w:t>驱动查询数据是否写入成功</w:t>
             </w:r>
           </w:p>
           <w:p>
@@ -4823,7 +4205,6 @@
               <w:rPr>
                 <w:rFonts w:hint="eastAsia"/>
               </w:rPr>
-              <w:lastRenderedPageBreak/>
               <w:t>Res2</w:t>
             </w:r>
             <w:r>
@@ -4869,7 +4250,6 @@
                 <w:rFonts w:hint="eastAsia"/>
                 <w:szCs w:val="21"/>
               </w:rPr>
-              <w:lastRenderedPageBreak/>
               <w:t>Story.</w:t>
             </w:r>
             <w:r>
@@ -4909,6 +4289,9 @@
           <w:p>
             <w:pPr>
               <w:ind w:left="0"/>
+              <w:rPr>
+                <w:rFonts w:hint="eastAsia"/>
+              </w:rPr>
             </w:pPr>
             <w:r>
               <w:rPr>
@@ -4938,7 +4321,26 @@
               <w:rPr>
                 <w:rFonts w:hint="eastAsia"/>
               </w:rPr>
-              <w:t>numberlong</w:t>
+              <w:t>numb</w:t>
+            </w:r>
+          </w:p>
+          <w:p>
+            <w:pPr>
+              <w:ind w:left="0"/>
+              <w:rPr>
+                <w:rFonts w:hint="eastAsia"/>
+              </w:rPr>
+            </w:pPr>
+          </w:p>
+          <w:p>
+            <w:pPr>
+              <w:ind w:left="0"/>
+            </w:pPr>
+            <w:r>
+              <w:rPr>
+                <w:rFonts w:hint="eastAsia"/>
+              </w:rPr>
+              <w:t>erlong</w:t>
             </w:r>
           </w:p>
         </w:tc>
@@ -5347,7 +4749,14 @@
               <w:rPr>
                 <w:rFonts w:hint="eastAsia"/>
               </w:rPr>
-              <w:t>格式含</w:t>
+              <w:t>格式</w:t>
+            </w:r>
+            <w:r>
+              <w:rPr>
+                <w:rFonts w:hint="eastAsia"/>
+              </w:rPr>
+              <w:lastRenderedPageBreak/>
+              <w:t>含</w:t>
             </w:r>
             <w:r>
               <w:rPr>
@@ -5425,6 +4834,7 @@
               <w:rPr>
                 <w:rFonts w:hint="eastAsia"/>
               </w:rPr>
+              <w:lastRenderedPageBreak/>
               <w:t>Res2</w:t>
             </w:r>
             <w:r>
@@ -5586,6 +4996,12 @@
             <w:pPr>
               <w:ind w:left="0"/>
             </w:pPr>
+            <w:r>
+              <w:rPr>
+                <w:rFonts w:hint="eastAsia"/>
+              </w:rPr>
+              <w:t>Y</w:t>
+            </w:r>
           </w:p>
         </w:tc>
         <w:tc>
@@ -5630,6 +5046,12 @@
             <w:pPr>
               <w:ind w:left="0"/>
             </w:pPr>
+            <w:r>
+              <w:rPr>
+                <w:rFonts w:hint="eastAsia"/>
+              </w:rPr>
+              <w:t>Y</w:t>
+            </w:r>
           </w:p>
         </w:tc>
         <w:tc>
@@ -5668,6 +5090,12 @@
             <w:pPr>
               <w:ind w:left="0"/>
             </w:pPr>
+            <w:r>
+              <w:rPr>
+                <w:rFonts w:hint="eastAsia"/>
+              </w:rPr>
+              <w:t>Y</w:t>
+            </w:r>
           </w:p>
         </w:tc>
         <w:tc>
@@ -5750,6 +5178,12 @@
             <w:pPr>
               <w:ind w:left="0"/>
             </w:pPr>
+            <w:r>
+              <w:rPr>
+                <w:rFonts w:hint="eastAsia"/>
+              </w:rPr>
+              <w:t>Y</w:t>
+            </w:r>
           </w:p>
         </w:tc>
         <w:tc>
@@ -5788,6 +5222,12 @@
             <w:pPr>
               <w:ind w:left="0"/>
             </w:pPr>
+            <w:r>
+              <w:rPr>
+                <w:rFonts w:hint="eastAsia"/>
+              </w:rPr>
+              <w:t>Y</w:t>
+            </w:r>
           </w:p>
         </w:tc>
         <w:tc>
@@ -5798,6 +5238,66 @@
             <w:pPr>
               <w:ind w:left="0"/>
             </w:pPr>
+            <w:r>
+              <w:rPr>
+                <w:rFonts w:hint="eastAsia"/>
+              </w:rPr>
+              <w:t>需要</w:t>
+            </w:r>
+            <w:r>
+              <w:rPr>
+                <w:rFonts w:hint="eastAsia"/>
+              </w:rPr>
+              <w:t>检查</w:t>
+            </w:r>
+            <w:r>
+              <w:rPr>
+                <w:rFonts w:hint="eastAsia"/>
+              </w:rPr>
+              <w:t>对目前</w:t>
+            </w:r>
+            <w:r>
+              <w:rPr>
+                <w:rFonts w:hint="eastAsia"/>
+              </w:rPr>
+              <w:t>所有在用的</w:t>
+            </w:r>
+            <w:r>
+              <w:rPr>
+                <w:rFonts w:hint="eastAsia"/>
+              </w:rPr>
+              <w:t>js</w:t>
+            </w:r>
+            <w:r>
+              <w:rPr>
+                <w:rFonts w:hint="eastAsia"/>
+              </w:rPr>
+              <w:t>脚本是否</w:t>
+            </w:r>
+            <w:r>
+              <w:rPr>
+                <w:rFonts w:hint="eastAsia"/>
+              </w:rPr>
+              <w:t>都</w:t>
+            </w:r>
+            <w:r>
+              <w:rPr>
+                <w:rFonts w:hint="eastAsia"/>
+              </w:rPr>
+              <w:t>兼容，如</w:t>
+            </w:r>
+            <w:r>
+              <w:rPr>
+                <w:rFonts w:hint="eastAsia"/>
+              </w:rPr>
+              <w:t>OM</w:t>
+            </w:r>
+            <w:r>
+              <w:rPr>
+                <w:rFonts w:hint="eastAsia"/>
+              </w:rPr>
+              <w:t>及安装脚本</w:t>
+            </w:r>
           </w:p>
         </w:tc>
       </w:tr>
